--- a/docs/qa/DrPoojaPhysio-E2E-Run-Order.docx
+++ b/docs/qa/DrPoojaPhysio-E2E-Run-Order.docx
@@ -2613,7 +2613,7 @@
         <w:t>If rows already exist</w:t>
       </w:r>
       <w:r>
-        <w:t>, you will still create the three this run needs at Step 2.1. Leave the others alone; they cost nothing, and deleting them is its own test at Step 11.9.</w:t>
+        <w:t>, you will still create the three this run needs at Step 2.1. Leave the others alone; they cost nothing, and deleting them is its own test at Step 13.4.</w:t>
       </w:r>
     </w:p>
     <w:p>
@@ -8057,6 +8057,310 @@
     </w:p>
     <w:p>
       <w:pPr>
+        <w:pStyle w:val="Heading3"/>
+      </w:pPr>
+      <w:r>
+        <w:t>Step 2.8 - Choose which four lead the home page</w:t>
+      </w:r>
+    </w:p>
+    <w:p>
+      <w:r>
+        <w:t xml:space="preserve">The home page does not list every condition - it leads with </w:t>
+      </w:r>
+      <w:r>
+        <w:rPr>
+          <w:b/>
+        </w:rPr>
+        <w:t>four</w:t>
+      </w:r>
+      <w:r>
+        <w:t xml:space="preserve"> and sends the reader on for the rest. Which four is an admin's choice, not a count of what sells: a home page that rearranges itself when a booking lands has changed without anybody deciding, and a condition added today could never reach it until it had already sold.</w:t>
+      </w:r>
+    </w:p>
+    <w:p>
+      <w:r>
+        <w:rPr>
+          <w:b/>
+        </w:rPr>
+        <w:t>First, look at it with nothing ticked.</w:t>
+      </w:r>
+      <w:r>
+        <w:t xml:space="preserve"> Open </w:t>
+      </w:r>
+      <w:r>
+        <w:rPr>
+          <w:rFonts w:ascii="Consolas" w:hAnsi="Consolas"/>
+          <w:sz w:val="18"/>
+        </w:rPr>
+        <w:t>/</w:t>
+      </w:r>
+      <w:r>
+        <w:t xml:space="preserve"> and read the "what we treat" band.</w:t>
+      </w:r>
+    </w:p>
+    <w:p>
+      <w:r>
+        <w:rPr>
+          <w:b/>
+        </w:rPr>
+        <w:t>Expect.</w:t>
+      </w:r>
+      <w:r>
+        <w:t xml:space="preserve"> Your first four conditions, in order, with a link on to </w:t>
+      </w:r>
+      <w:r>
+        <w:rPr>
+          <w:rFonts w:ascii="Consolas" w:hAnsi="Consolas"/>
+          <w:sz w:val="18"/>
+        </w:rPr>
+        <w:t>/conditions</w:t>
+      </w:r>
+      <w:r>
+        <w:t xml:space="preserve"> for the rest. </w:t>
+      </w:r>
+      <w:r>
+        <w:rPr>
+          <w:b/>
+        </w:rPr>
+        <w:t>An empty band is a P1</w:t>
+      </w:r>
+      <w:r>
+        <w:t xml:space="preserve"> - nothing is ticked yet, and the fallback exists precisely so the band is never empty while somebody has not opened the screen.</w:t>
+      </w:r>
+    </w:p>
+    <w:p>
+      <w:r>
+        <w:rPr>
+          <w:b/>
+        </w:rPr>
+        <w:t>Now choose.</w:t>
+      </w:r>
+      <w:r>
+        <w:t xml:space="preserve"> In </w:t>
+      </w:r>
+      <w:r>
+        <w:rPr>
+          <w:b/>
+        </w:rPr>
+        <w:t>Catalog → Conditions</w:t>
+      </w:r>
+      <w:r>
+        <w:t xml:space="preserve">, tick the feature control on </w:t>
+      </w:r>
+      <w:r>
+        <w:rPr>
+          <w:rFonts w:ascii="Consolas" w:hAnsi="Consolas"/>
+          <w:sz w:val="18"/>
+        </w:rPr>
+        <w:t>QA Neuro Rehabilitation</w:t>
+      </w:r>
+      <w:r>
+        <w:t xml:space="preserve"> and untick the others. Save, then reload </w:t>
+      </w:r>
+      <w:r>
+        <w:rPr>
+          <w:rFonts w:ascii="Consolas" w:hAnsi="Consolas"/>
+          <w:sz w:val="18"/>
+        </w:rPr>
+        <w:t>/</w:t>
+      </w:r>
+      <w:r>
+        <w:t>.</w:t>
+      </w:r>
+    </w:p>
+    <w:p>
+      <w:r>
+        <w:rPr>
+          <w:b/>
+        </w:rPr>
+        <w:t>Expect</w:t>
+      </w:r>
+    </w:p>
+    <w:p>
+      <w:pPr>
+        <w:pStyle w:val="ListBullet"/>
+      </w:pPr>
+      <w:r>
+        <w:t xml:space="preserve">Only the ticked one leads, and the band still links on to </w:t>
+      </w:r>
+      <w:r>
+        <w:rPr>
+          <w:rFonts w:ascii="Consolas" w:hAnsi="Consolas"/>
+          <w:sz w:val="18"/>
+        </w:rPr>
+        <w:t>/conditions</w:t>
+      </w:r>
+      <w:r>
+        <w:t xml:space="preserve">, which shows </w:t>
+      </w:r>
+      <w:r>
+        <w:rPr>
+          <w:b/>
+        </w:rPr>
+        <w:t>everything</w:t>
+      </w:r>
+      <w:r>
+        <w:t>.</w:t>
+      </w:r>
+    </w:p>
+    <w:p>
+      <w:pPr>
+        <w:pStyle w:val="ListBullet"/>
+      </w:pPr>
+      <w:r>
+        <w:t xml:space="preserve">The cap is </w:t>
+      </w:r>
+      <w:r>
+        <w:rPr>
+          <w:b/>
+        </w:rPr>
+        <w:t>stated on the screen that sets it</w:t>
+      </w:r>
+      <w:r>
+        <w:t>, so you know how many will show before you reload the site.</w:t>
+      </w:r>
+    </w:p>
+    <w:p>
+      <w:pPr>
+        <w:pStyle w:val="ListBullet"/>
+      </w:pPr>
+      <w:r>
+        <w:t xml:space="preserve">Ticking more than the cap is </w:t>
+      </w:r>
+      <w:r>
+        <w:rPr>
+          <w:b/>
+        </w:rPr>
+        <w:t>not an error</w:t>
+      </w:r>
+      <w:r>
+        <w:t xml:space="preserve"> - it simply shows the first of them.</w:t>
+      </w:r>
+    </w:p>
+    <w:p>
+      <w:r>
+        <w:rPr>
+          <w:b/>
+        </w:rPr>
+        <w:t>Then do the same on Home Visit.</w:t>
+      </w:r>
+      <w:r>
+        <w:t xml:space="preserve"> Tick one home-visit package and reload </w:t>
+      </w:r>
+      <w:r>
+        <w:rPr>
+          <w:rFonts w:ascii="Consolas" w:hAnsi="Consolas"/>
+          <w:sz w:val="18"/>
+        </w:rPr>
+        <w:t>/home-visit</w:t>
+      </w:r>
+      <w:r>
+        <w:t>.</w:t>
+      </w:r>
+    </w:p>
+    <w:p>
+      <w:r>
+        <w:rPr>
+          <w:b/>
+        </w:rPr>
+        <w:t>Expect.</w:t>
+      </w:r>
+      <w:r>
+        <w:t xml:space="preserve"> The page shows the ticked one and </w:t>
+      </w:r>
+      <w:r>
+        <w:rPr>
+          <w:b/>
+        </w:rPr>
+        <w:t>reveals the rest in place</w:t>
+      </w:r>
+      <w:r>
+        <w:t xml:space="preserve"> rather than linking somewhere - it </w:t>
+      </w:r>
+      <w:r>
+        <w:rPr>
+          <w:i/>
+        </w:rPr>
+        <w:t>is</w:t>
+      </w:r>
+      <w:r>
+        <w:t xml:space="preserve"> its own full list and has nowhere else to send anybody. A control that opens a list identical to the one above it is a dead end with a label on it.</w:t>
+      </w:r>
+    </w:p>
+    <w:p>
+      <w:r>
+        <w:rPr>
+          <w:b/>
+        </w:rPr>
+        <w:t>And check the two controls are not the same control.</w:t>
+      </w:r>
+      <w:r>
+        <w:t xml:space="preserve"> On the home-visit form there are two: one picks whether it leads the page, the other is </w:t>
+      </w:r>
+      <w:r>
+        <w:rPr>
+          <w:b/>
+        </w:rPr>
+        <w:t>Highlight with a ring</w:t>
+      </w:r>
+      <w:r>
+        <w:t xml:space="preserve">, which is styling. They must read as different things. Two controls both called "Feature", meaning different things, in the one place an admin meets both, is a </w:t>
+      </w:r>
+      <w:r>
+        <w:rPr>
+          <w:b/>
+        </w:rPr>
+        <w:t>P2</w:t>
+      </w:r>
+      <w:r>
+        <w:t>.</w:t>
+      </w:r>
+    </w:p>
+    <w:p>
+      <w:r>
+        <w:rPr>
+          <w:b/>
+        </w:rPr>
+        <w:t>One more thing to check.</w:t>
+      </w:r>
+      <w:r>
+        <w:t xml:space="preserve"> The patient dashboard's </w:t>
+      </w:r>
+      <w:r>
+        <w:rPr>
+          <w:b/>
+        </w:rPr>
+        <w:t>Book a Session</w:t>
+      </w:r>
+      <w:r>
+        <w:t xml:space="preserve"> screen still shows </w:t>
+      </w:r>
+      <w:r>
+        <w:rPr>
+          <w:b/>
+        </w:rPr>
+        <w:t>everything</w:t>
+      </w:r>
+      <w:r>
+        <w:t xml:space="preserve">, ticked or not. That is the screen somebody opens </w:t>
+      </w:r>
+      <w:r>
+        <w:rPr>
+          <w:i/>
+        </w:rPr>
+        <w:t>to</w:t>
+      </w:r>
+      <w:r>
+        <w:t xml:space="preserve"> book, so trimming it hides what they came for.</w:t>
+      </w:r>
+    </w:p>
+    <w:p>
+      <w:r>
+        <w:t>____________________________________________________________</w:t>
+      </w:r>
+    </w:p>
+    <w:p>
+      <w:pPr>
         <w:pStyle w:val="Heading2"/>
       </w:pPr>
       <w:r>
@@ -17445,6 +17749,55 @@
     </w:p>
     <w:p>
       <w:r>
+        <w:rPr>
+          <w:b/>
+        </w:rPr>
+        <w:t>Then edit the note and check the previous version was kept.</w:t>
+      </w:r>
+      <w:r>
+        <w:t xml:space="preserve"> Change one sentence and save again.</w:t>
+      </w:r>
+    </w:p>
+    <w:p>
+      <w:r>
+        <w:rPr>
+          <w:b/>
+        </w:rPr>
+        <w:t>Expect.</w:t>
+      </w:r>
+      <w:r>
+        <w:t xml:space="preserve"> The edit lands, and what it replaced is </w:t>
+      </w:r>
+      <w:r>
+        <w:rPr>
+          <w:b/>
+        </w:rPr>
+        <w:t>kept</w:t>
+      </w:r>
+      <w:r>
+        <w:t xml:space="preserve"> rather than overwritten. Notes stay editable for </w:t>
+      </w:r>
+      <w:r>
+        <w:rPr>
+          <w:b/>
+        </w:rPr>
+        <w:t>24 hours</w:t>
+      </w:r>
+      <w:r>
+        <w:t xml:space="preserve">; past that the submit route refuses the edit, whatever the screen offers. A note that can be silently rewritten days later is a clinical record with no history - </w:t>
+      </w:r>
+      <w:r>
+        <w:rPr>
+          <w:b/>
+        </w:rPr>
+        <w:t>P1</w:t>
+      </w:r>
+      <w:r>
+        <w:t>.</w:t>
+      </w:r>
+    </w:p>
+    <w:p>
+      <w:r>
         <w:t>____________________________________________________________</w:t>
       </w:r>
     </w:p>
@@ -17707,7 +18060,194 @@
         <w:pStyle w:val="Heading3"/>
       </w:pPr>
       <w:r>
-        <w:t>Step 5.9 - Checkpoint</w:t>
+        <w:t>Step 5.9 - Reopen a completed session</w:t>
+      </w:r>
+    </w:p>
+    <w:p>
+      <w:r>
+        <w:t>Closing a session is what makes a therapist's share payable, so undoing it has to undo the whole of it.</w:t>
+      </w:r>
+    </w:p>
+    <w:p>
+      <w:r>
+        <w:rPr>
+          <w:b/>
+        </w:rPr>
+        <w:t>Do this</w:t>
+      </w:r>
+    </w:p>
+    <w:p>
+      <w:pPr>
+        <w:pStyle w:val="ListNumber"/>
+      </w:pPr>
+      <w:r>
+        <w:t>As the admin, open the session Therapist A completed at Step 5.5 and reopen it.</w:t>
+      </w:r>
+    </w:p>
+    <w:p>
+      <w:pPr>
+        <w:pStyle w:val="ListNumber"/>
+      </w:pPr>
+      <w:r>
+        <w:t>Read what the screen says will happen before confirming.</w:t>
+      </w:r>
+    </w:p>
+    <w:p>
+      <w:pPr>
+        <w:pStyle w:val="ListNumber"/>
+      </w:pPr>
+      <w:r>
+        <w:t>Look at the session afterwards.</w:t>
+      </w:r>
+    </w:p>
+    <w:p>
+      <w:pPr>
+        <w:pStyle w:val="ListNumber"/>
+      </w:pPr>
+      <w:r>
+        <w:t>Look at both ratings.</w:t>
+      </w:r>
+    </w:p>
+    <w:p>
+      <w:r>
+        <w:rPr>
+          <w:b/>
+        </w:rPr>
+        <w:t>Expect</w:t>
+      </w:r>
+    </w:p>
+    <w:p>
+      <w:pPr>
+        <w:pStyle w:val="ListBullet"/>
+      </w:pPr>
+      <w:r>
+        <w:t xml:space="preserve">The session returns to </w:t>
+      </w:r>
+      <w:r>
+        <w:rPr>
+          <w:b/>
+        </w:rPr>
+        <w:t>confirmed</w:t>
+      </w:r>
+      <w:r>
+        <w:t xml:space="preserve">, and the record of </w:t>
+      </w:r>
+      <w:r>
+        <w:rPr>
+          <w:i/>
+        </w:rPr>
+        <w:t>when</w:t>
+      </w:r>
+      <w:r>
+        <w:t xml:space="preserve"> it was completed is </w:t>
+      </w:r>
+      <w:r>
+        <w:rPr>
+          <w:b/>
+        </w:rPr>
+        <w:t>cleared</w:t>
+      </w:r>
+      <w:r>
+        <w:t xml:space="preserve"> with it. A row reading </w:t>
+      </w:r>
+      <w:r>
+        <w:rPr>
+          <w:rFonts w:ascii="Consolas" w:hAnsi="Consolas"/>
+          <w:sz w:val="18"/>
+        </w:rPr>
+        <w:t>confirmed</w:t>
+      </w:r>
+      <w:r>
+        <w:t xml:space="preserve"> while still carrying a completion time is a contradiction, and it is exactly the evidence a risk detector should no longer be looking at - </w:t>
+      </w:r>
+      <w:r>
+        <w:rPr>
+          <w:b/>
+        </w:rPr>
+        <w:t>P1</w:t>
+      </w:r>
+      <w:r>
+        <w:t>.</w:t>
+      </w:r>
+    </w:p>
+    <w:p>
+      <w:pPr>
+        <w:pStyle w:val="ListBullet"/>
+      </w:pPr>
+      <w:r>
+        <w:rPr>
+          <w:b/>
+        </w:rPr>
+        <w:t>Both sides' ratings are destroyed</w:t>
+      </w:r>
+      <w:r>
+        <w:t>, and you were told so before confirming. The 4-star rating from Step 5.8 is gone.</w:t>
+      </w:r>
+    </w:p>
+    <w:p>
+      <w:pPr>
+        <w:pStyle w:val="ListBullet"/>
+      </w:pPr>
+      <w:r>
+        <w:t xml:space="preserve">The therapist's </w:t>
+      </w:r>
+      <w:r>
+        <w:rPr>
+          <w:b/>
+        </w:rPr>
+        <w:t>Owed to you</w:t>
+      </w:r>
+      <w:r>
+        <w:t xml:space="preserve"> figure falls back by that session's share.</w:t>
+      </w:r>
+    </w:p>
+    <w:p>
+      <w:r>
+        <w:rPr>
+          <w:b/>
+        </w:rPr>
+        <w:t>Then have two admins reopen it at once</w:t>
+      </w:r>
+      <w:r>
+        <w:t>, in two browsers, and tap within a moment of each other.</w:t>
+      </w:r>
+    </w:p>
+    <w:p>
+      <w:r>
+        <w:rPr>
+          <w:b/>
+        </w:rPr>
+        <w:t>Expect.</w:t>
+      </w:r>
+      <w:r>
+        <w:t xml:space="preserve"> Exactly </w:t>
+      </w:r>
+      <w:r>
+        <w:rPr>
+          <w:b/>
+        </w:rPr>
+        <w:t>one</w:t>
+      </w:r>
+      <w:r>
+        <w:t xml:space="preserve"> of them does it. The second is refused or is a no-op rather than reopening an already-reopened session and destroying a rating somebody has since left again.</w:t>
+      </w:r>
+    </w:p>
+    <w:p>
+      <w:r>
+        <w:t>Re-complete the session and re-rate it before moving on - Part 10 counts it.</w:t>
+      </w:r>
+    </w:p>
+    <w:p>
+      <w:r>
+        <w:t>____________________________________________________________</w:t>
+      </w:r>
+    </w:p>
+    <w:p>
+      <w:pPr>
+        <w:pStyle w:val="Heading3"/>
+      </w:pPr>
+      <w:r>
+        <w:t>Step 5.10 - Checkpoint</w:t>
       </w:r>
     </w:p>
     <w:tbl>
@@ -29530,7 +30070,289 @@
         <w:pStyle w:val="Heading3"/>
       </w:pPr>
       <w:r>
-        <w:t>Step 10.11 - Checkpoint</w:t>
+        <w:t>Step 10.11 - Payment integrity</w:t>
+      </w:r>
+    </w:p>
+    <w:p>
+      <w:r>
+        <w:t>Money can arrive twice, arrive late, or not really arrive at all. Three checks, all from the Razorpay dashboard's own webhook log.</w:t>
+      </w:r>
+    </w:p>
+    <w:p>
+      <w:r>
+        <w:rPr>
+          <w:b/>
+        </w:rPr>
+        <w:t>An authorization is not a payment.</w:t>
+      </w:r>
+      <w:r>
+        <w:t xml:space="preserve"> Razorpay can </w:t>
+      </w:r>
+      <w:r>
+        <w:rPr>
+          <w:i/>
+        </w:rPr>
+        <w:t>authorize</w:t>
+      </w:r>
+      <w:r>
+        <w:t xml:space="preserve"> a card - a hold - and capture it seconds later. A hold that is never captured is voided and refunded a few days on, so nothing may be fulfilled against one.</w:t>
+      </w:r>
+    </w:p>
+    <w:p>
+      <w:r>
+        <w:rPr>
+          <w:b/>
+        </w:rPr>
+        <w:t>Do this.</w:t>
+      </w:r>
+      <w:r>
+        <w:t xml:space="preserve"> From the Razorpay test dashboard, send a </w:t>
+      </w:r>
+      <w:r>
+        <w:rPr>
+          <w:b/>
+        </w:rPr>
+        <w:t>`payment.authorized`</w:t>
+      </w:r>
+      <w:r>
+        <w:t xml:space="preserve"> event for a booking that is still unpaid, then look at the booking.</w:t>
+      </w:r>
+    </w:p>
+    <w:p>
+      <w:r>
+        <w:rPr>
+          <w:b/>
+        </w:rPr>
+        <w:t>Expect</w:t>
+      </w:r>
+    </w:p>
+    <w:p>
+      <w:pPr>
+        <w:pStyle w:val="ListBullet"/>
+      </w:pPr>
+      <w:r>
+        <w:t xml:space="preserve">The booking is </w:t>
+      </w:r>
+      <w:r>
+        <w:rPr>
+          <w:b/>
+        </w:rPr>
+        <w:t>still unpaid</w:t>
+      </w:r>
+      <w:r>
+        <w:t>. Nothing is confirmed, no calendar event is made, no invite reward is settled.</w:t>
+      </w:r>
+    </w:p>
+    <w:p>
+      <w:pPr>
+        <w:pStyle w:val="ListBullet"/>
+      </w:pPr>
+      <w:r>
+        <w:t xml:space="preserve">The event </w:t>
+      </w:r>
+      <w:r>
+        <w:rPr>
+          <w:b/>
+        </w:rPr>
+        <w:t>is</w:t>
+      </w:r>
+      <w:r>
+        <w:t xml:space="preserve"> recorded in the webhook trail even so - the record is worth more than the one saved delivery.</w:t>
+      </w:r>
+    </w:p>
+    <w:p>
+      <w:pPr>
+        <w:pStyle w:val="ListBullet"/>
+      </w:pPr>
+      <w:r>
+        <w:t xml:space="preserve">Then send </w:t>
+      </w:r>
+      <w:r>
+        <w:rPr>
+          <w:b/>
+        </w:rPr>
+        <w:t>`payment.captured`</w:t>
+      </w:r>
+      <w:r>
+        <w:t xml:space="preserve"> for the same order: </w:t>
+      </w:r>
+      <w:r>
+        <w:rPr>
+          <w:i/>
+        </w:rPr>
+        <w:t>now</w:t>
+      </w:r>
+      <w:r>
+        <w:t xml:space="preserve"> everything happens. If the authorization alone marked it paid, that is a </w:t>
+      </w:r>
+      <w:r>
+        <w:rPr>
+          <w:b/>
+        </w:rPr>
+        <w:t>P0</w:t>
+      </w:r>
+      <w:r>
+        <w:t xml:space="preserve"> - the app would be delivering care against money that can still evaporate, and nothing walks it back.</w:t>
+      </w:r>
+    </w:p>
+    <w:p>
+      <w:r>
+        <w:rPr>
+          <w:b/>
+        </w:rPr>
+        <w:t>A duplicate webhook changes nothing twice.</w:t>
+      </w:r>
+    </w:p>
+    <w:p>
+      <w:r>
+        <w:rPr>
+          <w:b/>
+        </w:rPr>
+        <w:t>Do this.</w:t>
+      </w:r>
+      <w:r>
+        <w:t xml:space="preserve"> Re-send the same </w:t>
+      </w:r>
+      <w:r>
+        <w:rPr>
+          <w:rFonts w:ascii="Consolas" w:hAnsi="Consolas"/>
+          <w:sz w:val="18"/>
+        </w:rPr>
+        <w:t>payment.captured</w:t>
+      </w:r>
+      <w:r>
+        <w:t xml:space="preserve"> event two or three times.</w:t>
+      </w:r>
+    </w:p>
+    <w:p>
+      <w:r>
+        <w:rPr>
+          <w:b/>
+        </w:rPr>
+        <w:t>Expect.</w:t>
+      </w:r>
+      <w:r>
+        <w:t xml:space="preserve"> One payment recorded, one booking confirmed, </w:t>
+      </w:r>
+      <w:r>
+        <w:rPr>
+          <w:b/>
+        </w:rPr>
+        <w:t>one</w:t>
+      </w:r>
+      <w:r>
+        <w:t xml:space="preserve"> calendar event. The second delivery finds the order already captured and does nothing. Two </w:t>
+      </w:r>
+      <w:r>
+        <w:rPr>
+          <w:rFonts w:ascii="Consolas" w:hAnsi="Consolas"/>
+          <w:sz w:val="18"/>
+        </w:rPr>
+        <w:t>payments</w:t>
+      </w:r>
+      <w:r>
+        <w:t xml:space="preserve"> rows for one order, or two calendar invites reaching the patient, is a </w:t>
+      </w:r>
+      <w:r>
+        <w:rPr>
+          <w:b/>
+        </w:rPr>
+        <w:t>P0</w:t>
+      </w:r>
+      <w:r>
+        <w:t>.</w:t>
+      </w:r>
+    </w:p>
+    <w:p>
+      <w:r>
+        <w:rPr>
+          <w:b/>
+        </w:rPr>
+        <w:t>And the callback and the webhook must agree on the figure.</w:t>
+      </w:r>
+      <w:r>
+        <w:t xml:space="preserve"> Pay for a </w:t>
+      </w:r>
+      <w:r>
+        <w:rPr>
+          <w:b/>
+        </w:rPr>
+        <w:t>home visit</w:t>
+      </w:r>
+      <w:r>
+        <w:t xml:space="preserve"> in the browser and let the callback confirm it, then read the recorded amount.</w:t>
+      </w:r>
+    </w:p>
+    <w:p>
+      <w:r>
+        <w:rPr>
+          <w:b/>
+        </w:rPr>
+        <w:t>Expect.</w:t>
+      </w:r>
+      <w:r>
+        <w:t xml:space="preserve"> It is the </w:t>
+      </w:r>
+      <w:r>
+        <w:rPr>
+          <w:b/>
+        </w:rPr>
+        <w:t>whole</w:t>
+      </w:r>
+      <w:r>
+        <w:t xml:space="preserve"> of what the gateway took - the visit </w:t>
+      </w:r>
+      <w:r>
+        <w:rPr>
+          <w:b/>
+        </w:rPr>
+        <w:t>plus travel</w:t>
+      </w:r>
+      <w:r>
+        <w:t xml:space="preserve">, </w:t>
+      </w:r>
+      <w:r>
+        <w:rPr>
+          <w:rFonts w:ascii="Consolas" w:hAnsi="Consolas"/>
+          <w:sz w:val="18"/>
+        </w:rPr>
+        <w:t>₹2,649</w:t>
+      </w:r>
+      <w:r>
+        <w:t xml:space="preserve"> at Step 8.1's prices - not the service line alone. One booking recorded two different ways depending on which arrived first is the disagreement this record exists to settle.</w:t>
+      </w:r>
+    </w:p>
+    <w:p>
+      <w:r>
+        <w:rPr>
+          <w:b/>
+        </w:rPr>
+        <w:t>Finally, check the unmatched-payment alert.</w:t>
+      </w:r>
+      <w:r>
+        <w:t xml:space="preserve"> Money's alerts strip counts payments attached to nothing. It should read </w:t>
+      </w:r>
+      <w:r>
+        <w:rPr>
+          <w:b/>
+        </w:rPr>
+        <w:t>zero</w:t>
+      </w:r>
+      <w:r>
+        <w:t xml:space="preserve"> unless you have deliberately made one.</w:t>
+      </w:r>
+    </w:p>
+    <w:p>
+      <w:r>
+        <w:t>____________________________________________________________</w:t>
+      </w:r>
+    </w:p>
+    <w:p>
+      <w:pPr>
+        <w:pStyle w:val="Heading3"/>
+      </w:pPr>
+      <w:r>
+        <w:t>Step 10.12 - Checkpoint</w:t>
       </w:r>
     </w:p>
     <w:tbl>
@@ -32230,7 +33052,183 @@
         <w:pStyle w:val="Heading3"/>
       </w:pPr>
       <w:r>
-        <w:t>Step 11.9 - Checkpoint</w:t>
+        <w:t>Step 11.9 - A goodwill discount collected at the door</w:t>
+      </w:r>
+    </w:p>
+    <w:p>
+      <w:r>
+        <w:t>This is the one combination where a discount meets cash, and it has been wrong before: the discount was given, and the full price was then recorded as the cash taken.</w:t>
+      </w:r>
+    </w:p>
+    <w:p>
+      <w:r>
+        <w:rPr>
+          <w:b/>
+        </w:rPr>
+        <w:t>Do this</w:t>
+      </w:r>
+    </w:p>
+    <w:p>
+      <w:pPr>
+        <w:pStyle w:val="ListNumber"/>
+      </w:pPr>
+      <w:r>
+        <w:t xml:space="preserve">As a patient, book a </w:t>
+      </w:r>
+      <w:r>
+        <w:rPr>
+          <w:b/>
+        </w:rPr>
+        <w:t>home visit</w:t>
+      </w:r>
+      <w:r>
+        <w:t xml:space="preserve"> choosing </w:t>
+      </w:r>
+      <w:r>
+        <w:rPr>
+          <w:b/>
+        </w:rPr>
+        <w:t>Pay at the visit</w:t>
+      </w:r>
+      <w:r>
+        <w:t xml:space="preserve"> (as at Step 8.4).</w:t>
+      </w:r>
+    </w:p>
+    <w:p>
+      <w:pPr>
+        <w:pStyle w:val="ListNumber"/>
+      </w:pPr>
+      <w:r>
+        <w:t xml:space="preserve">As the admin, apply a goodwill discount of </w:t>
+      </w:r>
+      <w:r>
+        <w:rPr>
+          <w:b/>
+        </w:rPr>
+        <w:t>₹300</w:t>
+      </w:r>
+      <w:r>
+        <w:t xml:space="preserve"> to that visit with the reason </w:t>
+      </w:r>
+      <w:r>
+        <w:rPr>
+          <w:rFonts w:ascii="Consolas" w:hAnsi="Consolas"/>
+          <w:sz w:val="18"/>
+        </w:rPr>
+        <w:t>Long wait for the first appointment.</w:t>
+      </w:r>
+    </w:p>
+    <w:p>
+      <w:pPr>
+        <w:pStyle w:val="ListNumber"/>
+      </w:pPr>
+      <w:r>
+        <w:t xml:space="preserve">As the admin, mark it </w:t>
+      </w:r>
+      <w:r>
+        <w:rPr>
+          <w:b/>
+        </w:rPr>
+        <w:t>paid by cash</w:t>
+      </w:r>
+      <w:r>
+        <w:t>.</w:t>
+      </w:r>
+    </w:p>
+    <w:p>
+      <w:pPr>
+        <w:pStyle w:val="ListNumber"/>
+      </w:pPr>
+      <w:r>
+        <w:t xml:space="preserve">Read three things: the amount recorded against the visit, the therapist's </w:t>
+      </w:r>
+      <w:r>
+        <w:rPr>
+          <w:b/>
+        </w:rPr>
+        <w:t>Cash Ledger</w:t>
+      </w:r>
+      <w:r>
+        <w:t xml:space="preserve"> figure, and </w:t>
+      </w:r>
+      <w:r>
+        <w:rPr>
+          <w:b/>
+        </w:rPr>
+        <w:t>Money → Summary</w:t>
+      </w:r>
+      <w:r>
+        <w:t>'s gross revenue.</w:t>
+      </w:r>
+    </w:p>
+    <w:p>
+      <w:r>
+        <w:rPr>
+          <w:b/>
+        </w:rPr>
+        <w:t>Expect</w:t>
+      </w:r>
+    </w:p>
+    <w:p>
+      <w:pPr>
+        <w:pStyle w:val="ListBullet"/>
+      </w:pPr>
+      <w:r>
+        <w:t xml:space="preserve">All three reflect the </w:t>
+      </w:r>
+      <w:r>
+        <w:rPr>
+          <w:b/>
+        </w:rPr>
+        <w:t>discounted</w:t>
+      </w:r>
+      <w:r>
+        <w:t xml:space="preserve"> figure. The discount facts on the row - what the list price was, how much came off, which rule, and why - must describe a reduction the recorded amount </w:t>
+      </w:r>
+      <w:r>
+        <w:rPr>
+          <w:b/>
+        </w:rPr>
+        <w:t>actually shows</w:t>
+      </w:r>
+      <w:r>
+        <w:t>.</w:t>
+      </w:r>
+    </w:p>
+    <w:p>
+      <w:pPr>
+        <w:pStyle w:val="ListBullet"/>
+      </w:pPr>
+      <w:r>
+        <w:t xml:space="preserve">Recording the full price here overstates the cash ledger </w:t>
+      </w:r>
+      <w:r>
+        <w:rPr>
+          <w:i/>
+        </w:rPr>
+        <w:t>and</w:t>
+      </w:r>
+      <w:r>
+        <w:t xml:space="preserve"> gross revenue by exactly the amount given away, and asks the therapist to hand over money nobody collected. </w:t>
+      </w:r>
+      <w:r>
+        <w:rPr>
+          <w:b/>
+        </w:rPr>
+        <w:t>P0.</w:t>
+      </w:r>
+    </w:p>
+    <w:p>
+      <w:r>
+        <w:t>____________________________________________________________</w:t>
+      </w:r>
+    </w:p>
+    <w:p>
+      <w:pPr>
+        <w:pStyle w:val="Heading3"/>
+      </w:pPr>
+      <w:r>
+        <w:t>Step 11.10 - Checkpoint</w:t>
       </w:r>
     </w:p>
     <w:tbl>
@@ -35753,7 +36751,52 @@
         <w:pStyle w:val="Heading3"/>
       </w:pPr>
       <w:r>
-        <w:t>Step 12.11 - Checkpoint</w:t>
+        <w:t>Step 12.11 - Check the response headers</w:t>
+      </w:r>
+    </w:p>
+    <w:p>
+      <w:r>
+        <w:t>Not everything that protects a patient is on screen. These ship on every response and cost nothing to check.</w:t>
+      </w:r>
+    </w:p>
+    <w:p>
+      <w:r>
+        <w:rPr>
+          <w:b/>
+        </w:rPr>
+        <w:t>Do this.</w:t>
+      </w:r>
+      <w:r>
+        <w:t xml:space="preserve"> Open any page, DevTools → </w:t>
+      </w:r>
+      <w:r>
+        <w:rPr>
+          <w:b/>
+        </w:rPr>
+        <w:t>Network</w:t>
+      </w:r>
+      <w:r>
+        <w:t xml:space="preserve">, click the document request, and read </w:t>
+      </w:r>
+      <w:r>
+        <w:rPr>
+          <w:b/>
+        </w:rPr>
+        <w:t>Response Headers</w:t>
+      </w:r>
+      <w:r>
+        <w:t>.</w:t>
+      </w:r>
+    </w:p>
+    <w:p>
+      <w:r>
+        <w:rPr>
+          <w:b/>
+        </w:rPr>
+        <w:t>Expect</w:t>
+      </w:r>
+      <w:r>
+        <w:t xml:space="preserve"> to find all of these:</w:t>
       </w:r>
     </w:p>
     <w:tbl>
@@ -35777,6 +36820,12 @@
                 <w:b/>
               </w:rPr>
             </w:r>
+            <w:r>
+              <w:rPr>
+                <w:b/>
+              </w:rPr>
+              <w:t>Header</w:t>
+            </w:r>
           </w:p>
         </w:tc>
         <w:tc>
@@ -35806,18 +36855,26 @@
           <w:p>
             <w:r/>
             <w:r>
-              <w:t>Four dashboards</w:t>
-            </w:r>
-          </w:p>
-        </w:tc>
-        <w:tc>
-          <w:tcPr>
-            <w:tcW w:type="dxa" w:w="4320"/>
-          </w:tcPr>
-          <w:p>
-            <w:r/>
-            <w:r>
-              <w:t>Each leading with its own figure, naming itself twice, every action reachable</w:t>
+              <w:rPr>
+                <w:rFonts w:ascii="Consolas" w:hAnsi="Consolas"/>
+                <w:sz w:val="18"/>
+              </w:rPr>
+              <w:t>X-Frame-Options</w:t>
+            </w:r>
+          </w:p>
+        </w:tc>
+        <w:tc>
+          <w:tcPr>
+            <w:tcW w:type="dxa" w:w="4320"/>
+          </w:tcPr>
+          <w:p>
+            <w:r/>
+            <w:r>
+              <w:rPr>
+                <w:rFonts w:ascii="Consolas" w:hAnsi="Consolas"/>
+                <w:sz w:val="18"/>
+              </w:rPr>
+              <w:t>DENY</w:t>
             </w:r>
           </w:p>
         </w:tc>
@@ -35830,18 +36887,26 @@
           <w:p>
             <w:r/>
             <w:r>
-              <w:t>Route sweeps</w:t>
-            </w:r>
-          </w:p>
-        </w:tc>
-        <w:tc>
-          <w:tcPr>
-            <w:tcW w:type="dxa" w:w="4320"/>
-          </w:tcPr>
-          <w:p>
-            <w:r/>
-            <w:r>
-              <w:t>403 across all three limited desks; 401/403 anonymously</w:t>
+              <w:rPr>
+                <w:rFonts w:ascii="Consolas" w:hAnsi="Consolas"/>
+                <w:sz w:val="18"/>
+              </w:rPr>
+              <w:t>X-Content-Type-Options</w:t>
+            </w:r>
+          </w:p>
+        </w:tc>
+        <w:tc>
+          <w:tcPr>
+            <w:tcW w:type="dxa" w:w="4320"/>
+          </w:tcPr>
+          <w:p>
+            <w:r/>
+            <w:r>
+              <w:rPr>
+                <w:rFonts w:ascii="Consolas" w:hAnsi="Consolas"/>
+                <w:sz w:val="18"/>
+              </w:rPr>
+              <w:t>nosniff</w:t>
             </w:r>
           </w:p>
         </w:tc>
@@ -35854,18 +36919,26 @@
           <w:p>
             <w:r/>
             <w:r>
-              <w:t>Malformed bodies</w:t>
-            </w:r>
-          </w:p>
-        </w:tc>
-        <w:tc>
-          <w:tcPr>
-            <w:tcW w:type="dxa" w:w="4320"/>
-          </w:tcPr>
-          <w:p>
-            <w:r/>
-            <w:r>
-              <w:t>4xx, never 500</w:t>
+              <w:rPr>
+                <w:rFonts w:ascii="Consolas" w:hAnsi="Consolas"/>
+                <w:sz w:val="18"/>
+              </w:rPr>
+              <w:t>Referrer-Policy</w:t>
+            </w:r>
+          </w:p>
+        </w:tc>
+        <w:tc>
+          <w:tcPr>
+            <w:tcW w:type="dxa" w:w="4320"/>
+          </w:tcPr>
+          <w:p>
+            <w:r/>
+            <w:r>
+              <w:rPr>
+                <w:rFonts w:ascii="Consolas" w:hAnsi="Consolas"/>
+                <w:sz w:val="18"/>
+              </w:rPr>
+              <w:t>strict-origin-when-cross-origin</w:t>
             </w:r>
           </w:p>
         </w:tc>
@@ -35878,18 +36951,22 @@
           <w:p>
             <w:r/>
             <w:r>
-              <w:t>Impersonation</w:t>
-            </w:r>
-          </w:p>
-        </w:tc>
-        <w:tc>
-          <w:tcPr>
-            <w:tcW w:type="dxa" w:w="4320"/>
-          </w:tcPr>
-          <w:p>
-            <w:r/>
-            <w:r>
-              <w:t>One session, recorded with a reason, exited</w:t>
+              <w:rPr>
+                <w:rFonts w:ascii="Consolas" w:hAnsi="Consolas"/>
+                <w:sz w:val="18"/>
+              </w:rPr>
+              <w:t>Permissions-Policy</w:t>
+            </w:r>
+          </w:p>
+        </w:tc>
+        <w:tc>
+          <w:tcPr>
+            <w:tcW w:type="dxa" w:w="4320"/>
+          </w:tcPr>
+          <w:p>
+            <w:r/>
+            <w:r>
+              <w:t>present</w:t>
             </w:r>
           </w:p>
         </w:tc>
@@ -35902,42 +36979,22 @@
           <w:p>
             <w:r/>
             <w:r>
-              <w:t>Logs</w:t>
-            </w:r>
-          </w:p>
-        </w:tc>
-        <w:tc>
-          <w:tcPr>
-            <w:tcW w:type="dxa" w:w="4320"/>
-          </w:tcPr>
-          <w:p>
-            <w:r/>
-            <w:r>
-              <w:t>Read, exported, clear refused inside 30 days</w:t>
-            </w:r>
-          </w:p>
-        </w:tc>
-      </w:tr>
-      <w:tr>
-        <w:tc>
-          <w:tcPr>
-            <w:tcW w:type="dxa" w:w="4320"/>
-          </w:tcPr>
-          <w:p>
-            <w:r/>
-            <w:r>
-              <w:t>Rate limit</w:t>
-            </w:r>
-          </w:p>
-        </w:tc>
-        <w:tc>
-          <w:tcPr>
-            <w:tcW w:type="dxa" w:w="4320"/>
-          </w:tcPr>
-          <w:p>
-            <w:r/>
-            <w:r>
-              <w:t>A 429 seen, worded without numbers or blame</w:t>
+              <w:rPr>
+                <w:rFonts w:ascii="Consolas" w:hAnsi="Consolas"/>
+                <w:sz w:val="18"/>
+              </w:rPr>
+              <w:t>Strict-Transport-Security</w:t>
+            </w:r>
+          </w:p>
+        </w:tc>
+        <w:tc>
+          <w:tcPr>
+            <w:tcW w:type="dxa" w:w="4320"/>
+          </w:tcPr>
+          <w:p>
+            <w:r/>
+            <w:r>
+              <w:t>present (on an HTTPS deployment)</w:t>
             </w:r>
           </w:p>
         </w:tc>
@@ -35946,37 +37003,167 @@
     <w:p/>
     <w:p>
       <w:r>
+        <w:rPr>
+          <w:b/>
+        </w:rPr>
+        <w:t>Why each matters here.</w:t>
+      </w:r>
+      <w:r>
+        <w:t xml:space="preserve"> Without the first, the admin dashboard and a patient's health profile can be framed by any site on the internet. Without the third, a referral token or an appointment id sitting in a URL travels to third parties as a full referrer.</w:t>
+      </w:r>
+    </w:p>
+    <w:p>
+      <w:r>
+        <w:rPr>
+          <w:b/>
+        </w:rPr>
+        <w:t>One you should expect to see complaints about.</w:t>
+      </w:r>
+      <w:r>
+        <w:t xml:space="preserve"> A content-security policy may be present in </w:t>
+      </w:r>
+      <w:r>
+        <w:rPr>
+          <w:b/>
+        </w:rPr>
+        <w:t>report-only</w:t>
+      </w:r>
+      <w:r>
+        <w:t xml:space="preserve"> form, logging violations without blocking them. That is deliberate: Razorpay's checkout injects its own script and frame, and a policy written blind takes down checkout, which is the one failure a payment screen must not have. Console warnings from a report-only policy are </w:t>
+      </w:r>
+      <w:r>
+        <w:rPr>
+          <w:b/>
+        </w:rPr>
+        <w:t>not</w:t>
+      </w:r>
+      <w:r>
+        <w:t xml:space="preserve"> a defect - note them and move on.</w:t>
+      </w:r>
+    </w:p>
+    <w:p>
+      <w:r>
         <w:t>____________________________________________________________</w:t>
       </w:r>
     </w:p>
     <w:p>
       <w:pPr>
-        <w:pStyle w:val="Heading2"/>
-      </w:pPr>
-      <w:r>
-        <w:t>14. Part 13 - The site itself, and the small things</w:t>
-      </w:r>
-    </w:p>
-    <w:p>
-      <w:r>
-        <w:rPr>
-          <w:b/>
-        </w:rPr>
-        <w:t>What this part does.</w:t>
-      </w:r>
-      <w:r>
-        <w:t xml:space="preserve"> The cross-cutting checks that do not belong to one journey: the public pages, what happens on a phone, what happens when something goes wrong, and whether the app ever leaves somebody staring at a screen that is not responding.</w:t>
-      </w:r>
-    </w:p>
-    <w:p>
-      <w:r>
-        <w:rPr>
-          <w:b/>
-        </w:rPr>
-        <w:t>Time.</w:t>
-      </w:r>
-      <w:r>
-        <w:t xml:space="preserve"> About 45 minutes.</w:t>
+        <w:pStyle w:val="Heading3"/>
+      </w:pPr>
+      <w:r>
+        <w:t>Step 12.12 - A patient's route answers a patient</w:t>
+      </w:r>
+    </w:p>
+    <w:p>
+      <w:r>
+        <w:t xml:space="preserve">Three routes on the patient dashboard used to answer a therapist or a hospital with a </w:t>
+      </w:r>
+      <w:r>
+        <w:rPr>
+          <w:b/>
+        </w:rPr>
+        <w:t>200</w:t>
+      </w:r>
+      <w:r>
+        <w:t>. Nothing cross-account leaked - each acts on the caller's own row - which is exactly why it survived unnoticed.</w:t>
+      </w:r>
+    </w:p>
+    <w:p>
+      <w:r>
+        <w:rPr>
+          <w:b/>
+        </w:rPr>
+        <w:t>Do this.</w:t>
+      </w:r>
+      <w:r>
+        <w:t xml:space="preserve"> Sign in as </w:t>
+      </w:r>
+      <w:r>
+        <w:rPr>
+          <w:b/>
+        </w:rPr>
+        <w:t>QA Therapist A</w:t>
+      </w:r>
+      <w:r>
+        <w:t>, then run:</w:t>
+      </w:r>
+    </w:p>
+    <w:p>
+      <w:r>
+        <w:rPr>
+          <w:rFonts w:ascii="Consolas" w:hAnsi="Consolas"/>
+          <w:sz w:val="17"/>
+        </w:rPr>
+        <w:t>const routes = [</w:t>
+        <w:br/>
+        <w:t xml:space="preserve">  "/api/patient/dismiss-onboarding",</w:t>
+        <w:br/>
+        <w:t xml:space="preserve">  "/api/patient/previous-therapists",</w:t>
+        <w:br/>
+        <w:t xml:space="preserve">  "/api/patient/condition-profile/export",</w:t>
+        <w:br/>
+        <w:t>];</w:t>
+        <w:br/>
+        <w:t>console.table(await Promise.all(routes.map(async (route) =&gt; {</w:t>
+        <w:br/>
+        <w:t xml:space="preserve">  const r = await fetch(route, {</w:t>
+        <w:br/>
+        <w:t xml:space="preserve">    method: "POST",</w:t>
+        <w:br/>
+        <w:t xml:space="preserve">    headers: { "Content-Type": "application/json" },</w:t>
+        <w:br/>
+        <w:t xml:space="preserve">    body: "{}",</w:t>
+        <w:br/>
+        <w:t xml:space="preserve">  });</w:t>
+        <w:br/>
+        <w:t xml:space="preserve">  return { route, status: r.status, body: (await r.text()).slice(0, 80) };</w:t>
+        <w:br/>
+        <w:t>})));</w:t>
+      </w:r>
+    </w:p>
+    <w:p>
+      <w:r>
+        <w:t xml:space="preserve">Repeat signed in as the </w:t>
+      </w:r>
+      <w:r>
+        <w:rPr>
+          <w:b/>
+        </w:rPr>
+        <w:t>hospital</w:t>
+      </w:r>
+      <w:r>
+        <w:t>.</w:t>
+      </w:r>
+    </w:p>
+    <w:p>
+      <w:r>
+        <w:rPr>
+          <w:b/>
+        </w:rPr>
+        <w:t>Expect.</w:t>
+      </w:r>
+      <w:r>
+        <w:t xml:space="preserve"> Refused on every one, in both runs. The sharpest of the three is the export: a 200 there hands a non-patient a typeset PDF of an empty health record </w:t>
+      </w:r>
+      <w:r>
+        <w:rPr>
+          <w:b/>
+        </w:rPr>
+        <w:t>named after them</w:t>
+      </w:r>
+      <w:r>
+        <w:t>.</w:t>
+      </w:r>
+    </w:p>
+    <w:p>
+      <w:r>
+        <w:rPr>
+          <w:b/>
+        </w:rPr>
+        <w:t>And check the suspended case too.</w:t>
+      </w:r>
+      <w:r>
+        <w:t xml:space="preserve"> Suspend that therapist, then re-run. Still refused - a suspended account must not keep acting as itself.</w:t>
       </w:r>
     </w:p>
     <w:p>
@@ -35989,757 +37176,7 @@
         <w:pStyle w:val="Heading3"/>
       </w:pPr>
       <w:r>
-        <w:t>Step 13.1 - Walk the eight public pages</w:t>
-      </w:r>
-    </w:p>
-    <w:p>
-      <w:r>
-        <w:rPr>
-          <w:b/>
-        </w:rPr>
-        <w:t>Do this.</w:t>
-      </w:r>
-      <w:r>
-        <w:t xml:space="preserve"> Signed out, open each of </w:t>
-      </w:r>
-      <w:r>
-        <w:rPr>
-          <w:rFonts w:ascii="Consolas" w:hAnsi="Consolas"/>
-          <w:sz w:val="18"/>
-        </w:rPr>
-        <w:t>/</w:t>
-      </w:r>
-      <w:r>
-        <w:t xml:space="preserve">, </w:t>
-      </w:r>
-      <w:r>
-        <w:rPr>
-          <w:rFonts w:ascii="Consolas" w:hAnsi="Consolas"/>
-          <w:sz w:val="18"/>
-        </w:rPr>
-        <w:t>/conditions</w:t>
-      </w:r>
-      <w:r>
-        <w:t xml:space="preserve">, </w:t>
-      </w:r>
-      <w:r>
-        <w:rPr>
-          <w:rFonts w:ascii="Consolas" w:hAnsi="Consolas"/>
-          <w:sz w:val="18"/>
-        </w:rPr>
-        <w:t>/how-it-works</w:t>
-      </w:r>
-      <w:r>
-        <w:t xml:space="preserve">, </w:t>
-      </w:r>
-      <w:r>
-        <w:rPr>
-          <w:rFonts w:ascii="Consolas" w:hAnsi="Consolas"/>
-          <w:sz w:val="18"/>
-        </w:rPr>
-        <w:t>/home-visit</w:t>
-      </w:r>
-      <w:r>
-        <w:t xml:space="preserve">, </w:t>
-      </w:r>
-      <w:r>
-        <w:rPr>
-          <w:rFonts w:ascii="Consolas" w:hAnsi="Consolas"/>
-          <w:sz w:val="18"/>
-        </w:rPr>
-        <w:t>/team</w:t>
-      </w:r>
-      <w:r>
-        <w:t xml:space="preserve">, </w:t>
-      </w:r>
-      <w:r>
-        <w:rPr>
-          <w:rFonts w:ascii="Consolas" w:hAnsi="Consolas"/>
-          <w:sz w:val="18"/>
-        </w:rPr>
-        <w:t>/mission</w:t>
-      </w:r>
-      <w:r>
-        <w:t xml:space="preserve">, </w:t>
-      </w:r>
-      <w:r>
-        <w:rPr>
-          <w:rFonts w:ascii="Consolas" w:hAnsi="Consolas"/>
-          <w:sz w:val="18"/>
-        </w:rPr>
-        <w:t>/faq</w:t>
-      </w:r>
-      <w:r>
-        <w:t xml:space="preserve">, </w:t>
-      </w:r>
-      <w:r>
-        <w:rPr>
-          <w:rFonts w:ascii="Consolas" w:hAnsi="Consolas"/>
-          <w:sz w:val="18"/>
-        </w:rPr>
-        <w:t>/hospitals</w:t>
-      </w:r>
-      <w:r>
-        <w:t>.</w:t>
-      </w:r>
-    </w:p>
-    <w:p>
-      <w:r>
-        <w:rPr>
-          <w:b/>
-        </w:rPr>
-        <w:t>Expect, on every one</w:t>
-      </w:r>
-    </w:p>
-    <w:p>
-      <w:pPr>
-        <w:pStyle w:val="ListBullet"/>
-      </w:pPr>
-      <w:r>
-        <w:t xml:space="preserve">The same shape: a hero with a photograph, some bands, a "where to go next" index, and the </w:t>
-      </w:r>
-      <w:r>
-        <w:rPr>
-          <w:b/>
-        </w:rPr>
-        <w:t>same closing band</w:t>
-      </w:r>
-      <w:r>
-        <w:t xml:space="preserve"> - so wherever a visitor stops reading, the next step is in the same place.</w:t>
-      </w:r>
-    </w:p>
-    <w:p>
-      <w:pPr>
-        <w:pStyle w:val="ListBullet"/>
-      </w:pPr>
-      <w:r>
-        <w:rPr>
-          <w:b/>
-        </w:rPr>
-        <w:t>The closing band carries a photograph</w:t>
-      </w:r>
-      <w:r>
-        <w:t xml:space="preserve">, not a wall of text on a dark panel, and it is a picture of </w:t>
-      </w:r>
-      <w:r>
-        <w:rPr>
-          <w:b/>
-        </w:rPr>
-        <w:t>somebody booking</w:t>
-      </w:r>
-      <w:r>
-        <w:t>, not of treatment. The little confirmation chip over it labels itself an example.</w:t>
-      </w:r>
-    </w:p>
-    <w:p>
-      <w:pPr>
-        <w:pStyle w:val="ListBullet"/>
-      </w:pPr>
-      <w:r>
-        <w:t xml:space="preserve">Every photograph has a </w:t>
-      </w:r>
-      <w:r>
-        <w:rPr>
-          <w:b/>
-        </w:rPr>
-        <w:t>face</w:t>
-      </w:r>
-      <w:r>
-        <w:t xml:space="preserve">, and a </w:t>
-      </w:r>
-      <w:r>
-        <w:rPr>
-          <w:b/>
-        </w:rPr>
-        <w:t>screen in frame</w:t>
-      </w:r>
-      <w:r>
-        <w:t xml:space="preserve"> - a laptop, a tablet or a phone. The two exceptions are the home-visit images, which show hands-on treatment, and the clinician reading a scan, who is concentrating rather than smiling.</w:t>
-      </w:r>
-    </w:p>
-    <w:p>
-      <w:pPr>
-        <w:pStyle w:val="ListBullet"/>
-      </w:pPr>
-      <w:r>
-        <w:t xml:space="preserve">The text is </w:t>
-      </w:r>
-      <w:r>
-        <w:rPr>
-          <w:b/>
-        </w:rPr>
-        <w:t>short</w:t>
-      </w:r>
-      <w:r>
-        <w:t xml:space="preserve">. A hero sentence is about a dozen words; a band's lede is under ten and is often absent because the heading already said it. A band with two paragraphs of prose is a </w:t>
-      </w:r>
-      <w:r>
-        <w:rPr>
-          <w:b/>
-        </w:rPr>
-        <w:t>P3</w:t>
-      </w:r>
-      <w:r>
-        <w:t xml:space="preserve"> against the word budget.</w:t>
-      </w:r>
-    </w:p>
-    <w:p>
-      <w:pPr>
-        <w:pStyle w:val="ListBullet"/>
-      </w:pPr>
-      <w:r>
-        <w:t xml:space="preserve">A </w:t>
-      </w:r>
-      <w:r>
-        <w:rPr>
-          <w:b/>
-        </w:rPr>
-        <w:t>section rail</w:t>
-      </w:r>
-      <w:r>
-        <w:t xml:space="preserve"> down the side lists what is on the page, and the scroll arrow walks it </w:t>
-      </w:r>
-      <w:r>
-        <w:rPr>
-          <w:b/>
-        </w:rPr>
-        <w:t>top to bottom</w:t>
-      </w:r>
-      <w:r>
-        <w:t>. An entry that sends the arrow backwards means the rail is out of order with the page.</w:t>
-      </w:r>
-    </w:p>
-    <w:p>
-      <w:r>
-        <w:rPr>
-          <w:b/>
-        </w:rPr>
-        <w:t>Then check the index is consistent.</w:t>
-      </w:r>
-      <w:r>
-        <w:t xml:space="preserve"> Every page's "where to go next" band ends on </w:t>
-      </w:r>
-      <w:r>
-        <w:rPr>
-          <w:b/>
-        </w:rPr>
-        <w:t>booking</w:t>
-      </w:r>
-      <w:r>
-        <w:t>, and lists the other pages minus itself.</w:t>
-      </w:r>
-    </w:p>
-    <w:p>
-      <w:r>
-        <w:t>____________________________________________________________</w:t>
-      </w:r>
-    </w:p>
-    <w:p>
-      <w:pPr>
-        <w:pStyle w:val="Heading3"/>
-      </w:pPr>
-      <w:r>
-        <w:t>Step 13.2 - Check the catalogue reads the same everywhere</w:t>
-      </w:r>
-    </w:p>
-    <w:p>
-      <w:r>
-        <w:rPr>
-          <w:b/>
-        </w:rPr>
-        <w:t>Do this.</w:t>
-      </w:r>
-      <w:r>
-        <w:t xml:space="preserve"> Compare one programme card in three places: </w:t>
-      </w:r>
-      <w:r>
-        <w:rPr>
-          <w:rFonts w:ascii="Consolas" w:hAnsi="Consolas"/>
-          <w:sz w:val="18"/>
-        </w:rPr>
-        <w:t>/conditions</w:t>
-      </w:r>
-      <w:r>
-        <w:t xml:space="preserve">, its </w:t>
-      </w:r>
-      <w:r>
-        <w:rPr>
-          <w:b/>
-        </w:rPr>
-        <w:t>View full details</w:t>
-      </w:r>
-      <w:r>
-        <w:t xml:space="preserve"> dialog, and the patient dashboard's </w:t>
-      </w:r>
-      <w:r>
-        <w:rPr>
-          <w:b/>
-        </w:rPr>
-        <w:t>Book a Session</w:t>
-      </w:r>
-      <w:r>
-        <w:t xml:space="preserve"> screen.</w:t>
-      </w:r>
-    </w:p>
-    <w:p>
-      <w:r>
-        <w:rPr>
-          <w:b/>
-        </w:rPr>
-        <w:t>Expect</w:t>
-      </w:r>
-    </w:p>
-    <w:p>
-      <w:pPr>
-        <w:pStyle w:val="ListBullet"/>
-      </w:pPr>
-      <w:r>
-        <w:t xml:space="preserve">The </w:t>
-      </w:r>
-      <w:r>
-        <w:rPr>
-          <w:b/>
-        </w:rPr>
-        <w:t>same card</w:t>
-      </w:r>
-      <w:r>
-        <w:t xml:space="preserve">, with cover, chips, ticks, price and a Book button. The dashboard's booking screen must </w:t>
-      </w:r>
-      <w:r>
-        <w:rPr>
-          <w:b/>
-        </w:rPr>
-        <w:t>not</w:t>
-      </w:r>
-      <w:r>
-        <w:t xml:space="preserve"> be a plainer text-only list - a patient who has already signed up meeting a plainer catalogue than a stranger does is a </w:t>
-      </w:r>
-      <w:r>
-        <w:rPr>
-          <w:b/>
-        </w:rPr>
-        <w:t>P2</w:t>
-      </w:r>
-      <w:r>
-        <w:t>.</w:t>
-      </w:r>
-    </w:p>
-    <w:p>
-      <w:pPr>
-        <w:pStyle w:val="ListBullet"/>
-      </w:pPr>
-      <w:r>
-        <w:t xml:space="preserve">In the dialog, the photograph gets the full width with </w:t>
-      </w:r>
-      <w:r>
-        <w:rPr>
-          <w:b/>
-        </w:rPr>
-        <w:t>nothing written over it</w:t>
-      </w:r>
-      <w:r>
-        <w:t xml:space="preserve"> and the heading on its own band </w:t>
-      </w:r>
-      <w:r>
-        <w:rPr>
-          <w:b/>
-        </w:rPr>
-        <w:t>below</w:t>
-      </w:r>
-      <w:r>
-        <w:t>. Text over a photograph needs a scrim dark enough for any image, which is why it moved.</w:t>
-      </w:r>
-    </w:p>
-    <w:p>
-      <w:pPr>
-        <w:pStyle w:val="ListBullet"/>
-      </w:pPr>
-      <w:r>
-        <w:t xml:space="preserve">A card with </w:t>
-      </w:r>
-      <w:r>
-        <w:rPr>
-          <w:b/>
-        </w:rPr>
-        <w:t>no</w:t>
-      </w:r>
-      <w:r>
-        <w:t xml:space="preserve"> photograph shows the shared tinted placeholder at the </w:t>
-      </w:r>
-      <w:r>
-        <w:rPr>
-          <w:b/>
-        </w:rPr>
-        <w:t>same height</w:t>
-      </w:r>
-      <w:r>
-        <w:t xml:space="preserve"> - it must look like a photo that has not been chosen yet, never like one that failed to load.</w:t>
-      </w:r>
-    </w:p>
-    <w:p>
-      <w:r>
-        <w:rPr>
-          <w:b/>
-        </w:rPr>
-        <w:t>And check the tap targets.</w:t>
-      </w:r>
-      <w:r>
-        <w:t xml:space="preserve"> The card body opens the dialog; the </w:t>
-      </w:r>
-      <w:r>
-        <w:rPr>
-          <w:b/>
-        </w:rPr>
-        <w:t>Book</w:t>
-      </w:r>
-      <w:r>
-        <w:t xml:space="preserve"> link sits below it and again at the foot of the dialog. A booking link nested </w:t>
-      </w:r>
-      <w:r>
-        <w:rPr>
-          <w:i/>
-        </w:rPr>
-        <w:t>inside</w:t>
-      </w:r>
-      <w:r>
-        <w:t xml:space="preserve"> the card's own button is invalid markup and behaves differently per browser - </w:t>
-      </w:r>
-      <w:r>
-        <w:rPr>
-          <w:b/>
-        </w:rPr>
-        <w:t>P2</w:t>
-      </w:r>
-      <w:r>
-        <w:t>.</w:t>
-      </w:r>
-    </w:p>
-    <w:p>
-      <w:r>
-        <w:t>____________________________________________________________</w:t>
-      </w:r>
-    </w:p>
-    <w:p>
-      <w:pPr>
-        <w:pStyle w:val="Heading3"/>
-      </w:pPr>
-      <w:r>
-        <w:t>Step 13.3 - Check an admin edit reaches the public site immediately</w:t>
-      </w:r>
-    </w:p>
-    <w:p>
-      <w:r>
-        <w:rPr>
-          <w:b/>
-        </w:rPr>
-        <w:t>Do this.</w:t>
-      </w:r>
-      <w:r>
-        <w:t xml:space="preserve"> With </w:t>
-      </w:r>
-      <w:r>
-        <w:rPr>
-          <w:rFonts w:ascii="Consolas" w:hAnsi="Consolas"/>
-          <w:sz w:val="18"/>
-        </w:rPr>
-        <w:t>/conditions</w:t>
-      </w:r>
-      <w:r>
-        <w:t xml:space="preserve"> open in one tab, as the admin: rename a condition, change its price, and reorder two of them with </w:t>
-      </w:r>
-      <w:r>
-        <w:rPr>
-          <w:b/>
-        </w:rPr>
-        <w:t>Save order</w:t>
-      </w:r>
-      <w:r>
-        <w:t xml:space="preserve">. Reload the public tab </w:t>
-      </w:r>
-      <w:r>
-        <w:rPr>
-          <w:b/>
-        </w:rPr>
-        <w:t>at once</w:t>
-      </w:r>
-      <w:r>
-        <w:t>.</w:t>
-      </w:r>
-    </w:p>
-    <w:p>
-      <w:r>
-        <w:rPr>
-          <w:b/>
-        </w:rPr>
-        <w:t>Expect</w:t>
-      </w:r>
-    </w:p>
-    <w:p>
-      <w:pPr>
-        <w:pStyle w:val="ListBullet"/>
-      </w:pPr>
-      <w:r>
-        <w:t xml:space="preserve">Every change is </w:t>
-      </w:r>
-      <w:r>
-        <w:rPr>
-          <w:b/>
-        </w:rPr>
-        <w:t>already there</w:t>
-      </w:r>
-      <w:r>
-        <w:t xml:space="preserve">. These pages are cached for five minutes, and each of those saves is supposed to clear that cache. A change that only appears after a wait reads as a save that silently failed, and is how the same edit gets made twice - </w:t>
-      </w:r>
-      <w:r>
-        <w:rPr>
-          <w:b/>
-        </w:rPr>
-        <w:t>P2</w:t>
-      </w:r>
-      <w:r>
-        <w:t>.</w:t>
-      </w:r>
-    </w:p>
-    <w:p>
-      <w:pPr>
-        <w:pStyle w:val="ListBullet"/>
-      </w:pPr>
-      <w:r>
-        <w:t xml:space="preserve">The reorder </w:t>
-      </w:r>
-      <w:r>
-        <w:rPr>
-          <w:b/>
-        </w:rPr>
-        <w:t>survives a reload</w:t>
-      </w:r>
-      <w:r>
-        <w:t xml:space="preserve"> of the admin screen too. A reorder that reverts is the pairwise-swap defect, and it used to happen whenever two conditions shared an order number.</w:t>
-      </w:r>
-    </w:p>
-    <w:p>
-      <w:pPr>
-        <w:pStyle w:val="ListBullet"/>
-      </w:pPr>
-      <w:r>
-        <w:t xml:space="preserve">While there are unsaved moves, the screen says </w:t>
-      </w:r>
-      <w:r>
-        <w:rPr>
-          <w:rFonts w:ascii="Consolas" w:hAnsi="Consolas"/>
-          <w:sz w:val="18"/>
-        </w:rPr>
-        <w:t>Not saved yet - the public pages still show the old order.</w:t>
-      </w:r>
-      <w:r>
-        <w:t xml:space="preserve"> with an </w:t>
-      </w:r>
-      <w:r>
-        <w:rPr>
-          <w:b/>
-        </w:rPr>
-        <w:t>Undo changes</w:t>
-      </w:r>
-      <w:r>
-        <w:t xml:space="preserve"> link, and </w:t>
-      </w:r>
-      <w:r>
-        <w:rPr>
-          <w:b/>
-        </w:rPr>
-        <w:t>Save order</w:t>
-      </w:r>
-      <w:r>
-        <w:t xml:space="preserve"> is visible but disabled until something has actually moved.</w:t>
-      </w:r>
-    </w:p>
-    <w:p>
-      <w:r>
-        <w:rPr>
-          <w:b/>
-        </w:rPr>
-        <w:t>Then the conflict.</w:t>
-      </w:r>
-      <w:r>
-        <w:t xml:space="preserve"> With two admin tabs open, add a condition in tab B and press </w:t>
-      </w:r>
-      <w:r>
-        <w:rPr>
-          <w:b/>
-        </w:rPr>
-        <w:t>Save order</w:t>
-      </w:r>
-      <w:r>
-        <w:t xml:space="preserve"> in tab A.</w:t>
-      </w:r>
-    </w:p>
-    <w:p>
-      <w:r>
-        <w:rPr>
-          <w:b/>
-        </w:rPr>
-        <w:t>Expect.</w:t>
-      </w:r>
-      <w:r>
-        <w:t xml:space="preserve"> Refused with </w:t>
-      </w:r>
-      <w:r>
-        <w:rPr>
-          <w:rFonts w:ascii="Consolas" w:hAnsi="Consolas"/>
-          <w:sz w:val="18"/>
-        </w:rPr>
-        <w:t>The condition list changed while you were reordering it. Refresh and try again.</w:t>
-      </w:r>
-      <w:r>
-        <w:t xml:space="preserve"> Renumbering a subset collides with the rows it never saw.</w:t>
-      </w:r>
-    </w:p>
-    <w:p>
-      <w:r>
-        <w:rPr>
-          <w:b/>
-        </w:rPr>
-        <w:t>And suspend a therapist</w:t>
-      </w:r>
-      <w:r>
-        <w:t xml:space="preserve">, then reload </w:t>
-      </w:r>
-      <w:r>
-        <w:rPr>
-          <w:rFonts w:ascii="Consolas" w:hAnsi="Consolas"/>
-          <w:sz w:val="18"/>
-        </w:rPr>
-        <w:t>/team</w:t>
-      </w:r>
-      <w:r>
-        <w:t>.</w:t>
-      </w:r>
-    </w:p>
-    <w:p>
-      <w:r>
-        <w:rPr>
-          <w:b/>
-        </w:rPr>
-        <w:t>Expect.</w:t>
-      </w:r>
-      <w:r>
-        <w:t xml:space="preserve"> They are gone </w:t>
-      </w:r>
-      <w:r>
-        <w:rPr>
-          <w:b/>
-        </w:rPr>
-        <w:t>immediately</w:t>
-      </w:r>
-      <w:r>
-        <w:t xml:space="preserve">. Their "hide from /team" control is also </w:t>
-      </w:r>
-      <w:r>
-        <w:rPr>
-          <w:b/>
-        </w:rPr>
-        <w:t>disabled</w:t>
-      </w:r>
-      <w:r>
-        <w:t xml:space="preserve"> while they are suspended, naming that as the reason rather than offering an action that would change nothing.</w:t>
-      </w:r>
-    </w:p>
-    <w:p>
-      <w:r>
-        <w:t>____________________________________________________________</w:t>
-      </w:r>
-    </w:p>
-    <w:p>
-      <w:pPr>
-        <w:pStyle w:val="Heading3"/>
-      </w:pPr>
-      <w:r>
-        <w:t>Step 13.4 - Delete a condition, three ways</w:t>
-      </w:r>
-    </w:p>
-    <w:p>
-      <w:r>
-        <w:rPr>
-          <w:b/>
-        </w:rPr>
-        <w:t>Do this</w:t>
-      </w:r>
-    </w:p>
-    <w:p>
-      <w:pPr>
-        <w:pStyle w:val="ListNumber"/>
-      </w:pPr>
-      <w:r>
-        <w:t xml:space="preserve">Create </w:t>
-      </w:r>
-      <w:r>
-        <w:rPr>
-          <w:rFonts w:ascii="Consolas" w:hAnsi="Consolas"/>
-          <w:sz w:val="18"/>
-        </w:rPr>
-        <w:t>QA Spare Condition</w:t>
-      </w:r>
-      <w:r>
-        <w:t xml:space="preserve"> with nothing booked under it. Delete it.</w:t>
-      </w:r>
-    </w:p>
-    <w:p>
-      <w:pPr>
-        <w:pStyle w:val="ListNumber"/>
-      </w:pPr>
-      <w:r>
-        <w:t xml:space="preserve">Try to delete </w:t>
-      </w:r>
-      <w:r>
-        <w:rPr>
-          <w:rFonts w:ascii="Consolas" w:hAnsi="Consolas"/>
-          <w:sz w:val="18"/>
-        </w:rPr>
-        <w:t>QA Back &amp; Spine Care</w:t>
-      </w:r>
-      <w:r>
-        <w:t>, which has sessions and a purchase.</w:t>
-      </w:r>
-    </w:p>
-    <w:p>
-      <w:pPr>
-        <w:pStyle w:val="ListNumber"/>
-      </w:pPr>
-      <w:r>
-        <w:t xml:space="preserve">Delete every session under some condition but leave one </w:t>
-      </w:r>
-      <w:r>
-        <w:rPr>
-          <w:b/>
-        </w:rPr>
-        <w:t>home-visit package</w:t>
-      </w:r>
-      <w:r>
-        <w:t xml:space="preserve"> filed against it. Delete it again.</w:t>
-      </w:r>
-    </w:p>
-    <w:p>
-      <w:pPr>
-        <w:pStyle w:val="ListNumber"/>
-      </w:pPr>
-      <w:r>
-        <w:t>With two tabs open, delete a condition in one and press Delete on the same row in the other.</w:t>
-      </w:r>
-    </w:p>
-    <w:p>
-      <w:pPr>
-        <w:pStyle w:val="ListNumber"/>
-      </w:pPr>
-      <w:r>
-        <w:t>Press Delete and drop the network mid-request.</w:t>
-      </w:r>
-    </w:p>
-    <w:p>
-      <w:r>
-        <w:rPr>
-          <w:b/>
-        </w:rPr>
-        <w:t>Expect</w:t>
+        <w:t>Step 12.13 - Checkpoint</w:t>
       </w:r>
     </w:p>
     <w:tbl>
@@ -36763,29 +37200,23 @@
                 <w:b/>
               </w:rPr>
             </w:r>
+          </w:p>
+        </w:tc>
+        <w:tc>
+          <w:tcPr>
+            <w:tcW w:type="dxa" w:w="4320"/>
+          </w:tcPr>
+          <w:p>
             <w:r>
               <w:rPr>
                 <w:b/>
               </w:rPr>
-              <w:t>Step</w:t>
-            </w:r>
-          </w:p>
-        </w:tc>
-        <w:tc>
-          <w:tcPr>
-            <w:tcW w:type="dxa" w:w="4320"/>
-          </w:tcPr>
-          <w:p>
+            </w:r>
             <w:r>
               <w:rPr>
                 <w:b/>
               </w:rPr>
-            </w:r>
-            <w:r>
-              <w:rPr>
-                <w:b/>
-              </w:rPr>
-              <w:t>Expect</w:t>
+              <w:t>Should be</w:t>
             </w:r>
           </w:p>
         </w:tc>
@@ -36798,38 +37229,18 @@
           <w:p>
             <w:r/>
             <w:r>
-              <w:t>1</w:t>
-            </w:r>
-          </w:p>
-        </w:tc>
-        <w:tc>
-          <w:tcPr>
-            <w:tcW w:type="dxa" w:w="4320"/>
-          </w:tcPr>
-          <w:p>
-            <w:r/>
-            <w:r>
-              <w:t xml:space="preserve">Deletes. The row leaves the list, and </w:t>
-            </w:r>
-            <w:r>
-              <w:rPr>
-                <w:rFonts w:ascii="Consolas" w:hAnsi="Consolas"/>
-                <w:sz w:val="18"/>
-              </w:rPr>
-              <w:t>/</w:t>
-            </w:r>
-            <w:r>
-              <w:t xml:space="preserve"> and </w:t>
-            </w:r>
-            <w:r>
-              <w:rPr>
-                <w:rFonts w:ascii="Consolas" w:hAnsi="Consolas"/>
-                <w:sz w:val="18"/>
-              </w:rPr>
-              <w:t>/conditions</w:t>
-            </w:r>
-            <w:r>
-              <w:t xml:space="preserve"> update at once.</w:t>
+              <w:t>Four dashboards</w:t>
+            </w:r>
+          </w:p>
+        </w:tc>
+        <w:tc>
+          <w:tcPr>
+            <w:tcW w:type="dxa" w:w="4320"/>
+          </w:tcPr>
+          <w:p>
+            <w:r/>
+            <w:r>
+              <w:t>Each leading with its own figure, naming itself twice, every action reachable</w:t>
             </w:r>
           </w:p>
         </w:tc>
@@ -36842,36 +37253,18 @@
           <w:p>
             <w:r/>
             <w:r>
-              <w:t>2</w:t>
-            </w:r>
-          </w:p>
-        </w:tc>
-        <w:tc>
-          <w:tcPr>
-            <w:tcW w:type="dxa" w:w="4320"/>
-          </w:tcPr>
-          <w:p>
-            <w:r/>
-            <w:r>
-              <w:t xml:space="preserve">A </w:t>
-            </w:r>
-            <w:r>
-              <w:rPr>
-                <w:b/>
-              </w:rPr>
-              <w:t>dialog</w:t>
-            </w:r>
-            <w:r>
-              <w:t xml:space="preserve"> - not an eleven-pixel line clipped beside the button - naming the counts and offering </w:t>
-            </w:r>
-            <w:r>
-              <w:rPr>
-                <w:b/>
-              </w:rPr>
-              <w:t>turn it off instead</w:t>
-            </w:r>
-            <w:r>
-              <w:t>, with what that preserves.</w:t>
+              <w:t>Route sweeps</w:t>
+            </w:r>
+          </w:p>
+        </w:tc>
+        <w:tc>
+          <w:tcPr>
+            <w:tcW w:type="dxa" w:w="4320"/>
+          </w:tcPr>
+          <w:p>
+            <w:r/>
+            <w:r>
+              <w:t>403 across all three limited desks; 401/403 anonymously</w:t>
             </w:r>
           </w:p>
         </w:tc>
@@ -36884,27 +37277,18 @@
           <w:p>
             <w:r/>
             <w:r>
-              <w:t>3</w:t>
-            </w:r>
-          </w:p>
-        </w:tc>
-        <w:tc>
-          <w:tcPr>
-            <w:tcW w:type="dxa" w:w="4320"/>
-          </w:tcPr>
-          <w:p>
-            <w:r/>
-            <w:r>
-              <w:t xml:space="preserve">Names the </w:t>
-            </w:r>
-            <w:r>
-              <w:rPr>
-                <w:b/>
-              </w:rPr>
-              <w:t>home-visit package</w:t>
-            </w:r>
-            <w:r>
-              <w:t xml:space="preserve"> specifically. "It has bookings" would send you to delete sessions and be refused a second time by something you were never told about.</w:t>
+              <w:t>Malformed bodies</w:t>
+            </w:r>
+          </w:p>
+        </w:tc>
+        <w:tc>
+          <w:tcPr>
+            <w:tcW w:type="dxa" w:w="4320"/>
+          </w:tcPr>
+          <w:p>
+            <w:r/>
+            <w:r>
+              <w:t>4xx, never 500</w:t>
             </w:r>
           </w:p>
         </w:tc>
@@ -36917,22 +37301,18 @@
           <w:p>
             <w:r/>
             <w:r>
-              <w:t>4</w:t>
-            </w:r>
-          </w:p>
-        </w:tc>
-        <w:tc>
-          <w:tcPr>
-            <w:tcW w:type="dxa" w:w="4320"/>
-          </w:tcPr>
-          <w:p>
-            <w:r/>
-            <w:r>
-              <w:rPr>
-                <w:rFonts w:ascii="Consolas" w:hAnsi="Consolas"/>
-                <w:sz w:val="18"/>
-              </w:rPr>
-              <w:t>That condition has already been deleted. Refresh to see the current list.</w:t>
+              <w:t>Impersonation</w:t>
+            </w:r>
+          </w:p>
+        </w:tc>
+        <w:tc>
+          <w:tcPr>
+            <w:tcW w:type="dxa" w:w="4320"/>
+          </w:tcPr>
+          <w:p>
+            <w:r/>
+            <w:r>
+              <w:t>One session, recorded with a reason, exited</w:t>
             </w:r>
           </w:p>
         </w:tc>
@@ -36945,22 +37325,42 @@
           <w:p>
             <w:r/>
             <w:r>
-              <w:t>5</w:t>
-            </w:r>
-          </w:p>
-        </w:tc>
-        <w:tc>
-          <w:tcPr>
-            <w:tcW w:type="dxa" w:w="4320"/>
-          </w:tcPr>
-          <w:p>
-            <w:r/>
-            <w:r>
-              <w:rPr>
-                <w:rFonts w:ascii="Consolas" w:hAnsi="Consolas"/>
-                <w:sz w:val="18"/>
-              </w:rPr>
-              <w:t>Could not reach the server. Nothing has changed.</w:t>
+              <w:t>Logs</w:t>
+            </w:r>
+          </w:p>
+        </w:tc>
+        <w:tc>
+          <w:tcPr>
+            <w:tcW w:type="dxa" w:w="4320"/>
+          </w:tcPr>
+          <w:p>
+            <w:r/>
+            <w:r>
+              <w:t>Read, exported, clear refused inside 30 days</w:t>
+            </w:r>
+          </w:p>
+        </w:tc>
+      </w:tr>
+      <w:tr>
+        <w:tc>
+          <w:tcPr>
+            <w:tcW w:type="dxa" w:w="4320"/>
+          </w:tcPr>
+          <w:p>
+            <w:r/>
+            <w:r>
+              <w:t>Rate limit</w:t>
+            </w:r>
+          </w:p>
+        </w:tc>
+        <w:tc>
+          <w:tcPr>
+            <w:tcW w:type="dxa" w:w="4320"/>
+          </w:tcPr>
+          <w:p>
+            <w:r/>
+            <w:r>
+              <w:t>A 429 seen, worded without numbers or blame</w:t>
             </w:r>
           </w:p>
         </w:tc>
@@ -36969,46 +37369,50 @@
     <w:p/>
     <w:p>
       <w:r>
-        <w:rPr>
-          <w:b/>
-        </w:rPr>
-        <w:t>Never a success on a delete that removed nothing.</w:t>
-      </w:r>
-      <w:r>
-        <w:t xml:space="preserve"> If the row is still listed after a success and a refresh, that is a </w:t>
-      </w:r>
-      <w:r>
-        <w:rPr>
-          <w:b/>
-        </w:rPr>
-        <w:t>P0</w:t>
-      </w:r>
-      <w:r>
-        <w:t xml:space="preserve"> - it is the exact defect this check was written for.</w:t>
-      </w:r>
-    </w:p>
-    <w:p>
-      <w:r>
-        <w:rPr>
-          <w:b/>
-        </w:rPr>
-        <w:t>And check the log names the condition's title</w:t>
-      </w:r>
-      <w:r>
-        <w:t>, not "Treatment category". The row is gone by then, so the log is the only thing left that can say which one it was.</w:t>
-      </w:r>
-    </w:p>
-    <w:p>
-      <w:r>
         <w:t>____________________________________________________________</w:t>
       </w:r>
     </w:p>
     <w:p>
       <w:pPr>
+        <w:pStyle w:val="Heading2"/>
+      </w:pPr>
+      <w:r>
+        <w:t>14. Part 13 - The site itself, and the small things</w:t>
+      </w:r>
+    </w:p>
+    <w:p>
+      <w:r>
+        <w:rPr>
+          <w:b/>
+        </w:rPr>
+        <w:t>What this part does.</w:t>
+      </w:r>
+      <w:r>
+        <w:t xml:space="preserve"> The cross-cutting checks that do not belong to one journey: the public pages, what happens on a phone, what happens when something goes wrong, and whether the app ever leaves somebody staring at a screen that is not responding.</w:t>
+      </w:r>
+    </w:p>
+    <w:p>
+      <w:r>
+        <w:rPr>
+          <w:b/>
+        </w:rPr>
+        <w:t>Time.</w:t>
+      </w:r>
+      <w:r>
+        <w:t xml:space="preserve"> About 45 minutes.</w:t>
+      </w:r>
+    </w:p>
+    <w:p>
+      <w:r>
+        <w:t>____________________________________________________________</w:t>
+      </w:r>
+    </w:p>
+    <w:p>
+      <w:pPr>
         <w:pStyle w:val="Heading3"/>
       </w:pPr>
       <w:r>
-        <w:t>Step 13.5 - Check the app always says it is working</w:t>
+        <w:t>Step 13.1 - Walk the eight public pages</w:t>
       </w:r>
     </w:p>
     <w:p>
@@ -37019,16 +37423,285 @@
         <w:t>Do this.</w:t>
       </w:r>
       <w:r>
-        <w:t xml:space="preserve"> Throttle the network to </w:t>
-      </w:r>
-      <w:r>
-        <w:rPr>
-          <w:b/>
-        </w:rPr>
-        <w:t>Slow 3G</w:t>
-      </w:r>
-      <w:r>
-        <w:t xml:space="preserve"> and, on each dashboard, tap something that changes data - approve an account, save a setting, assign a therapist.</w:t>
+        <w:t xml:space="preserve"> Signed out, open each of </w:t>
+      </w:r>
+      <w:r>
+        <w:rPr>
+          <w:rFonts w:ascii="Consolas" w:hAnsi="Consolas"/>
+          <w:sz w:val="18"/>
+        </w:rPr>
+        <w:t>/</w:t>
+      </w:r>
+      <w:r>
+        <w:t xml:space="preserve">, </w:t>
+      </w:r>
+      <w:r>
+        <w:rPr>
+          <w:rFonts w:ascii="Consolas" w:hAnsi="Consolas"/>
+          <w:sz w:val="18"/>
+        </w:rPr>
+        <w:t>/conditions</w:t>
+      </w:r>
+      <w:r>
+        <w:t xml:space="preserve">, </w:t>
+      </w:r>
+      <w:r>
+        <w:rPr>
+          <w:rFonts w:ascii="Consolas" w:hAnsi="Consolas"/>
+          <w:sz w:val="18"/>
+        </w:rPr>
+        <w:t>/how-it-works</w:t>
+      </w:r>
+      <w:r>
+        <w:t xml:space="preserve">, </w:t>
+      </w:r>
+      <w:r>
+        <w:rPr>
+          <w:rFonts w:ascii="Consolas" w:hAnsi="Consolas"/>
+          <w:sz w:val="18"/>
+        </w:rPr>
+        <w:t>/home-visit</w:t>
+      </w:r>
+      <w:r>
+        <w:t xml:space="preserve">, </w:t>
+      </w:r>
+      <w:r>
+        <w:rPr>
+          <w:rFonts w:ascii="Consolas" w:hAnsi="Consolas"/>
+          <w:sz w:val="18"/>
+        </w:rPr>
+        <w:t>/team</w:t>
+      </w:r>
+      <w:r>
+        <w:t xml:space="preserve">, </w:t>
+      </w:r>
+      <w:r>
+        <w:rPr>
+          <w:rFonts w:ascii="Consolas" w:hAnsi="Consolas"/>
+          <w:sz w:val="18"/>
+        </w:rPr>
+        <w:t>/mission</w:t>
+      </w:r>
+      <w:r>
+        <w:t xml:space="preserve">, </w:t>
+      </w:r>
+      <w:r>
+        <w:rPr>
+          <w:rFonts w:ascii="Consolas" w:hAnsi="Consolas"/>
+          <w:sz w:val="18"/>
+        </w:rPr>
+        <w:t>/faq</w:t>
+      </w:r>
+      <w:r>
+        <w:t xml:space="preserve">, </w:t>
+      </w:r>
+      <w:r>
+        <w:rPr>
+          <w:rFonts w:ascii="Consolas" w:hAnsi="Consolas"/>
+          <w:sz w:val="18"/>
+        </w:rPr>
+        <w:t>/hospitals</w:t>
+      </w:r>
+      <w:r>
+        <w:t>.</w:t>
+      </w:r>
+    </w:p>
+    <w:p>
+      <w:r>
+        <w:rPr>
+          <w:b/>
+        </w:rPr>
+        <w:t>Expect, on every one</w:t>
+      </w:r>
+    </w:p>
+    <w:p>
+      <w:pPr>
+        <w:pStyle w:val="ListBullet"/>
+      </w:pPr>
+      <w:r>
+        <w:t xml:space="preserve">The same shape: a hero with a photograph, some bands, a "where to go next" index, and the </w:t>
+      </w:r>
+      <w:r>
+        <w:rPr>
+          <w:b/>
+        </w:rPr>
+        <w:t>same closing band</w:t>
+      </w:r>
+      <w:r>
+        <w:t xml:space="preserve"> - so wherever a visitor stops reading, the next step is in the same place.</w:t>
+      </w:r>
+    </w:p>
+    <w:p>
+      <w:pPr>
+        <w:pStyle w:val="ListBullet"/>
+      </w:pPr>
+      <w:r>
+        <w:rPr>
+          <w:b/>
+        </w:rPr>
+        <w:t>The closing band carries a photograph</w:t>
+      </w:r>
+      <w:r>
+        <w:t xml:space="preserve">, not a wall of text on a dark panel, and it is a picture of </w:t>
+      </w:r>
+      <w:r>
+        <w:rPr>
+          <w:b/>
+        </w:rPr>
+        <w:t>somebody booking</w:t>
+      </w:r>
+      <w:r>
+        <w:t>, not of treatment. The little confirmation chip over it labels itself an example.</w:t>
+      </w:r>
+    </w:p>
+    <w:p>
+      <w:pPr>
+        <w:pStyle w:val="ListBullet"/>
+      </w:pPr>
+      <w:r>
+        <w:t xml:space="preserve">Every photograph has a </w:t>
+      </w:r>
+      <w:r>
+        <w:rPr>
+          <w:b/>
+        </w:rPr>
+        <w:t>face</w:t>
+      </w:r>
+      <w:r>
+        <w:t xml:space="preserve">, and a </w:t>
+      </w:r>
+      <w:r>
+        <w:rPr>
+          <w:b/>
+        </w:rPr>
+        <w:t>screen in frame</w:t>
+      </w:r>
+      <w:r>
+        <w:t xml:space="preserve"> - a laptop, a tablet or a phone. The two exceptions are the home-visit images, which show hands-on treatment, and the clinician reading a scan, who is concentrating rather than smiling.</w:t>
+      </w:r>
+    </w:p>
+    <w:p>
+      <w:pPr>
+        <w:pStyle w:val="ListBullet"/>
+      </w:pPr>
+      <w:r>
+        <w:t xml:space="preserve">The text is </w:t>
+      </w:r>
+      <w:r>
+        <w:rPr>
+          <w:b/>
+        </w:rPr>
+        <w:t>short</w:t>
+      </w:r>
+      <w:r>
+        <w:t xml:space="preserve">. A hero sentence is about a dozen words; a band's lede is under ten and is often absent because the heading already said it. A band with two paragraphs of prose is a </w:t>
+      </w:r>
+      <w:r>
+        <w:rPr>
+          <w:b/>
+        </w:rPr>
+        <w:t>P3</w:t>
+      </w:r>
+      <w:r>
+        <w:t xml:space="preserve"> against the word budget.</w:t>
+      </w:r>
+    </w:p>
+    <w:p>
+      <w:pPr>
+        <w:pStyle w:val="ListBullet"/>
+      </w:pPr>
+      <w:r>
+        <w:t xml:space="preserve">A </w:t>
+      </w:r>
+      <w:r>
+        <w:rPr>
+          <w:b/>
+        </w:rPr>
+        <w:t>section rail</w:t>
+      </w:r>
+      <w:r>
+        <w:t xml:space="preserve"> down the side lists what is on the page, and the scroll arrow walks it </w:t>
+      </w:r>
+      <w:r>
+        <w:rPr>
+          <w:b/>
+        </w:rPr>
+        <w:t>top to bottom</w:t>
+      </w:r>
+      <w:r>
+        <w:t>. An entry that sends the arrow backwards means the rail is out of order with the page.</w:t>
+      </w:r>
+    </w:p>
+    <w:p>
+      <w:r>
+        <w:rPr>
+          <w:b/>
+        </w:rPr>
+        <w:t>Then check the index is consistent.</w:t>
+      </w:r>
+      <w:r>
+        <w:t xml:space="preserve"> Every page's "where to go next" band ends on </w:t>
+      </w:r>
+      <w:r>
+        <w:rPr>
+          <w:b/>
+        </w:rPr>
+        <w:t>booking</w:t>
+      </w:r>
+      <w:r>
+        <w:t>, and lists the other pages minus itself.</w:t>
+      </w:r>
+    </w:p>
+    <w:p>
+      <w:r>
+        <w:t>____________________________________________________________</w:t>
+      </w:r>
+    </w:p>
+    <w:p>
+      <w:pPr>
+        <w:pStyle w:val="Heading3"/>
+      </w:pPr>
+      <w:r>
+        <w:t>Step 13.2 - Check the catalogue reads the same everywhere</w:t>
+      </w:r>
+    </w:p>
+    <w:p>
+      <w:r>
+        <w:rPr>
+          <w:b/>
+        </w:rPr>
+        <w:t>Do this.</w:t>
+      </w:r>
+      <w:r>
+        <w:t xml:space="preserve"> Compare one programme card in three places: </w:t>
+      </w:r>
+      <w:r>
+        <w:rPr>
+          <w:rFonts w:ascii="Consolas" w:hAnsi="Consolas"/>
+          <w:sz w:val="18"/>
+        </w:rPr>
+        <w:t>/conditions</w:t>
+      </w:r>
+      <w:r>
+        <w:t xml:space="preserve">, its </w:t>
+      </w:r>
+      <w:r>
+        <w:rPr>
+          <w:b/>
+        </w:rPr>
+        <w:t>View full details</w:t>
+      </w:r>
+      <w:r>
+        <w:t xml:space="preserve"> dialog, and the patient dashboard's </w:t>
+      </w:r>
+      <w:r>
+        <w:rPr>
+          <w:b/>
+        </w:rPr>
+        <w:t>Book a Session</w:t>
+      </w:r>
+      <w:r>
+        <w:t xml:space="preserve"> screen.</w:t>
       </w:r>
     </w:p>
     <w:p>
@@ -37044,16 +37717,34 @@
         <w:pStyle w:val="ListBullet"/>
       </w:pPr>
       <w:r>
-        <w:t xml:space="preserve">A </w:t>
-      </w:r>
-      <w:r>
-        <w:rPr>
-          <w:b/>
-        </w:rPr>
-        <w:t>teal bar</w:t>
-      </w:r>
-      <w:r>
-        <w:t xml:space="preserve"> above the chrome while the work is in flight. It never shows a percentage - nothing in a browser knows how far along a server render is, and a bar sitting at 90% is a lie people learn to ignore.</w:t>
+        <w:t xml:space="preserve">The </w:t>
+      </w:r>
+      <w:r>
+        <w:rPr>
+          <w:b/>
+        </w:rPr>
+        <w:t>same card</w:t>
+      </w:r>
+      <w:r>
+        <w:t xml:space="preserve">, with cover, chips, ticks, price and a Book button. The dashboard's booking screen must </w:t>
+      </w:r>
+      <w:r>
+        <w:rPr>
+          <w:b/>
+        </w:rPr>
+        <w:t>not</w:t>
+      </w:r>
+      <w:r>
+        <w:t xml:space="preserve"> be a plainer text-only list - a patient who has already signed up meeting a plainer catalogue than a stranger does is a </w:t>
+      </w:r>
+      <w:r>
+        <w:rPr>
+          <w:b/>
+        </w:rPr>
+        <w:t>P2</w:t>
+      </w:r>
+      <w:r>
+        <w:t>.</w:t>
       </w:r>
     </w:p>
     <w:p>
@@ -37061,7 +37752,25 @@
         <w:pStyle w:val="ListBullet"/>
       </w:pPr>
       <w:r>
-        <w:t>It appears only after a short delay, so a fast action does not flash it.</w:t>
+        <w:t xml:space="preserve">In the dialog, the photograph gets the full width with </w:t>
+      </w:r>
+      <w:r>
+        <w:rPr>
+          <w:b/>
+        </w:rPr>
+        <w:t>nothing written over it</w:t>
+      </w:r>
+      <w:r>
+        <w:t xml:space="preserve"> and the heading on its own band </w:t>
+      </w:r>
+      <w:r>
+        <w:rPr>
+          <w:b/>
+        </w:rPr>
+        <w:t>below</w:t>
+      </w:r>
+      <w:r>
+        <w:t>. Text over a photograph needs a scrim dark enough for any image, which is why it moved.</w:t>
       </w:r>
     </w:p>
     <w:p>
@@ -37069,16 +37778,54 @@
         <w:pStyle w:val="ListBullet"/>
       </w:pPr>
       <w:r>
-        <w:t xml:space="preserve">The button releases when </w:t>
-      </w:r>
-      <w:r>
-        <w:rPr>
-          <w:b/>
-        </w:rPr>
-        <w:t>its own request</w:t>
-      </w:r>
-      <w:r>
-        <w:t xml:space="preserve"> finishes; the bar carries the rest. A button that stays disabled and spinning through a full screen rebuild reads as a hang - </w:t>
+        <w:t xml:space="preserve">A card with </w:t>
+      </w:r>
+      <w:r>
+        <w:rPr>
+          <w:b/>
+        </w:rPr>
+        <w:t>no</w:t>
+      </w:r>
+      <w:r>
+        <w:t xml:space="preserve"> photograph shows the shared tinted placeholder at the </w:t>
+      </w:r>
+      <w:r>
+        <w:rPr>
+          <w:b/>
+        </w:rPr>
+        <w:t>same height</w:t>
+      </w:r>
+      <w:r>
+        <w:t xml:space="preserve"> - it must look like a photo that has not been chosen yet, never like one that failed to load.</w:t>
+      </w:r>
+    </w:p>
+    <w:p>
+      <w:r>
+        <w:rPr>
+          <w:b/>
+        </w:rPr>
+        <w:t>And check the tap targets.</w:t>
+      </w:r>
+      <w:r>
+        <w:t xml:space="preserve"> The card body opens the dialog; the </w:t>
+      </w:r>
+      <w:r>
+        <w:rPr>
+          <w:b/>
+        </w:rPr>
+        <w:t>Book</w:t>
+      </w:r>
+      <w:r>
+        <w:t xml:space="preserve"> link sits below it and again at the foot of the dialog. A booking link nested </w:t>
+      </w:r>
+      <w:r>
+        <w:rPr>
+          <w:i/>
+        </w:rPr>
+        <w:t>inside</w:t>
+      </w:r>
+      <w:r>
+        <w:t xml:space="preserve"> the card's own button is invalid markup and behaves differently per browser - </w:t>
       </w:r>
       <w:r>
         <w:rPr>
@@ -37091,20 +37838,89 @@
       </w:r>
     </w:p>
     <w:p>
+      <w:r>
+        <w:t>____________________________________________________________</w:t>
+      </w:r>
+    </w:p>
+    <w:p>
+      <w:pPr>
+        <w:pStyle w:val="Heading3"/>
+      </w:pPr>
+      <w:r>
+        <w:t>Step 13.3 - Check an admin edit reaches the public site immediately</w:t>
+      </w:r>
+    </w:p>
+    <w:p>
+      <w:r>
+        <w:rPr>
+          <w:b/>
+        </w:rPr>
+        <w:t>Do this.</w:t>
+      </w:r>
+      <w:r>
+        <w:t xml:space="preserve"> With </w:t>
+      </w:r>
+      <w:r>
+        <w:rPr>
+          <w:rFonts w:ascii="Consolas" w:hAnsi="Consolas"/>
+          <w:sz w:val="18"/>
+        </w:rPr>
+        <w:t>/conditions</w:t>
+      </w:r>
+      <w:r>
+        <w:t xml:space="preserve"> open in one tab, as the admin: rename a condition, change its price, and reorder two of them with </w:t>
+      </w:r>
+      <w:r>
+        <w:rPr>
+          <w:b/>
+        </w:rPr>
+        <w:t>Save order</w:t>
+      </w:r>
+      <w:r>
+        <w:t xml:space="preserve">. Reload the public tab </w:t>
+      </w:r>
+      <w:r>
+        <w:rPr>
+          <w:b/>
+        </w:rPr>
+        <w:t>at once</w:t>
+      </w:r>
+      <w:r>
+        <w:t>.</w:t>
+      </w:r>
+    </w:p>
+    <w:p>
+      <w:r>
+        <w:rPr>
+          <w:b/>
+        </w:rPr>
+        <w:t>Expect</w:t>
+      </w:r>
+    </w:p>
+    <w:p>
       <w:pPr>
         <w:pStyle w:val="ListBullet"/>
       </w:pPr>
       <w:r>
-        <w:t xml:space="preserve">Moving between </w:t>
-      </w:r>
-      <w:r>
-        <w:rPr>
-          <w:b/>
-        </w:rPr>
-        <w:t>sidebar sections</w:t>
-      </w:r>
-      <w:r>
-        <w:t xml:space="preserve"> on the patient, therapist and hospital dashboards also draws the bar. Those are plain links, so nothing in React learns the navigation started - if there is no bar there, somebody is sitting on the old screen with no acknowledgement at all.</w:t>
+        <w:t xml:space="preserve">Every change is </w:t>
+      </w:r>
+      <w:r>
+        <w:rPr>
+          <w:b/>
+        </w:rPr>
+        <w:t>already there</w:t>
+      </w:r>
+      <w:r>
+        <w:t xml:space="preserve">. These pages are cached for five minutes, and each of those saves is supposed to clear that cache. A change that only appears after a wait reads as a save that silently failed, and is how the same edit gets made twice - </w:t>
+      </w:r>
+      <w:r>
+        <w:rPr>
+          <w:b/>
+        </w:rPr>
+        <w:t>P2</w:t>
+      </w:r>
+      <w:r>
+        <w:t>.</w:t>
       </w:r>
     </w:p>
     <w:p>
@@ -37112,27 +37928,72 @@
         <w:pStyle w:val="ListBullet"/>
       </w:pPr>
       <w:r>
-        <w:t xml:space="preserve">With </w:t>
-      </w:r>
-      <w:r>
-        <w:rPr>
-          <w:b/>
-        </w:rPr>
-        <w:t>reduced motion</w:t>
-      </w:r>
-      <w:r>
-        <w:t xml:space="preserve"> switched on in the operating system, the bar still appears and simply does not travel. Somebody who asked for less movement still needs to know the app is thinking.</w:t>
-      </w:r>
-    </w:p>
-    <w:p>
-      <w:r>
-        <w:rPr>
-          <w:b/>
-        </w:rPr>
-        <w:t>Then check a toggle says what it did.</w:t>
-      </w:r>
-      <w:r>
-        <w:t xml:space="preserve"> Change any setting.</w:t>
+        <w:t xml:space="preserve">The reorder </w:t>
+      </w:r>
+      <w:r>
+        <w:rPr>
+          <w:b/>
+        </w:rPr>
+        <w:t>survives a reload</w:t>
+      </w:r>
+      <w:r>
+        <w:t xml:space="preserve"> of the admin screen too. A reorder that reverts is the pairwise-swap defect, and it used to happen whenever two conditions shared an order number.</w:t>
+      </w:r>
+    </w:p>
+    <w:p>
+      <w:pPr>
+        <w:pStyle w:val="ListBullet"/>
+      </w:pPr>
+      <w:r>
+        <w:t xml:space="preserve">While there are unsaved moves, the screen says </w:t>
+      </w:r>
+      <w:r>
+        <w:rPr>
+          <w:rFonts w:ascii="Consolas" w:hAnsi="Consolas"/>
+          <w:sz w:val="18"/>
+        </w:rPr>
+        <w:t>Not saved yet - the public pages still show the old order.</w:t>
+      </w:r>
+      <w:r>
+        <w:t xml:space="preserve"> with an </w:t>
+      </w:r>
+      <w:r>
+        <w:rPr>
+          <w:b/>
+        </w:rPr>
+        <w:t>Undo changes</w:t>
+      </w:r>
+      <w:r>
+        <w:t xml:space="preserve"> link, and </w:t>
+      </w:r>
+      <w:r>
+        <w:rPr>
+          <w:b/>
+        </w:rPr>
+        <w:t>Save order</w:t>
+      </w:r>
+      <w:r>
+        <w:t xml:space="preserve"> is visible but disabled until something has actually moved.</w:t>
+      </w:r>
+    </w:p>
+    <w:p>
+      <w:r>
+        <w:rPr>
+          <w:b/>
+        </w:rPr>
+        <w:t>Then the conflict.</w:t>
+      </w:r>
+      <w:r>
+        <w:t xml:space="preserve"> With two admin tabs open, add a condition in tab B and press </w:t>
+      </w:r>
+      <w:r>
+        <w:rPr>
+          <w:b/>
+        </w:rPr>
+        <w:t>Save order</w:t>
+      </w:r>
+      <w:r>
+        <w:t xml:space="preserve"> in tab A.</w:t>
       </w:r>
     </w:p>
     <w:p>
@@ -37143,25 +38004,67 @@
         <w:t>Expect.</w:t>
       </w:r>
       <w:r>
-        <w:t xml:space="preserve"> A confirmation naming </w:t>
-      </w:r>
-      <w:r>
-        <w:rPr>
-          <w:b/>
-        </w:rPr>
-        <w:t>the thing and its new state</w:t>
-      </w:r>
-      <w:r>
-        <w:t xml:space="preserve"> - </w:t>
-      </w:r>
-      <w:r>
-        <w:rPr>
-          <w:i/>
-        </w:rPr>
-        <w:t>"Home visits are on"</w:t>
-      </w:r>
-      <w:r>
-        <w:t xml:space="preserve"> - never a bare "Saved". A confirmation that does not name the thing tells somebody a request finished, which they could already see.</w:t>
+        <w:t xml:space="preserve"> Refused with </w:t>
+      </w:r>
+      <w:r>
+        <w:rPr>
+          <w:rFonts w:ascii="Consolas" w:hAnsi="Consolas"/>
+          <w:sz w:val="18"/>
+        </w:rPr>
+        <w:t>The condition list changed while you were reordering it. Refresh and try again.</w:t>
+      </w:r>
+      <w:r>
+        <w:t xml:space="preserve"> Renumbering a subset collides with the rows it never saw.</w:t>
+      </w:r>
+    </w:p>
+    <w:p>
+      <w:r>
+        <w:rPr>
+          <w:b/>
+        </w:rPr>
+        <w:t>And suspend a therapist</w:t>
+      </w:r>
+      <w:r>
+        <w:t xml:space="preserve">, then reload </w:t>
+      </w:r>
+      <w:r>
+        <w:rPr>
+          <w:rFonts w:ascii="Consolas" w:hAnsi="Consolas"/>
+          <w:sz w:val="18"/>
+        </w:rPr>
+        <w:t>/team</w:t>
+      </w:r>
+      <w:r>
+        <w:t>.</w:t>
+      </w:r>
+    </w:p>
+    <w:p>
+      <w:r>
+        <w:rPr>
+          <w:b/>
+        </w:rPr>
+        <w:t>Expect.</w:t>
+      </w:r>
+      <w:r>
+        <w:t xml:space="preserve"> They are gone </w:t>
+      </w:r>
+      <w:r>
+        <w:rPr>
+          <w:b/>
+        </w:rPr>
+        <w:t>immediately</w:t>
+      </w:r>
+      <w:r>
+        <w:t xml:space="preserve">. Their "hide from /team" control is also </w:t>
+      </w:r>
+      <w:r>
+        <w:rPr>
+          <w:b/>
+        </w:rPr>
+        <w:t>disabled</w:t>
+      </w:r>
+      <w:r>
+        <w:t xml:space="preserve"> while they are suspended, naming that as the reason rather than offering an action that would change nothing.</w:t>
       </w:r>
     </w:p>
     <w:p>
@@ -37174,27 +38077,84 @@
         <w:pStyle w:val="Heading3"/>
       </w:pPr>
       <w:r>
-        <w:t>Step 13.6 - Check the admin dashboard does not move under you</w:t>
-      </w:r>
-    </w:p>
-    <w:p>
-      <w:r>
-        <w:rPr>
-          <w:b/>
-        </w:rPr>
-        <w:t>Do this.</w:t>
-      </w:r>
-      <w:r>
-        <w:t xml:space="preserve"> Open the admin dashboard and leave it. In a second browser, have a patient book a session. Watch the first screen </w:t>
-      </w:r>
-      <w:r>
-        <w:rPr>
-          <w:b/>
-        </w:rPr>
-        <w:t>without reloading</w:t>
-      </w:r>
-      <w:r>
-        <w:t>.</w:t>
+        <w:t>Step 13.4 - Delete a condition, three ways</w:t>
+      </w:r>
+    </w:p>
+    <w:p>
+      <w:r>
+        <w:rPr>
+          <w:b/>
+        </w:rPr>
+        <w:t>Do this</w:t>
+      </w:r>
+    </w:p>
+    <w:p>
+      <w:pPr>
+        <w:pStyle w:val="ListNumber"/>
+      </w:pPr>
+      <w:r>
+        <w:t xml:space="preserve">Create </w:t>
+      </w:r>
+      <w:r>
+        <w:rPr>
+          <w:rFonts w:ascii="Consolas" w:hAnsi="Consolas"/>
+          <w:sz w:val="18"/>
+        </w:rPr>
+        <w:t>QA Spare Condition</w:t>
+      </w:r>
+      <w:r>
+        <w:t xml:space="preserve"> with nothing booked under it. Delete it.</w:t>
+      </w:r>
+    </w:p>
+    <w:p>
+      <w:pPr>
+        <w:pStyle w:val="ListNumber"/>
+      </w:pPr>
+      <w:r>
+        <w:t xml:space="preserve">Try to delete </w:t>
+      </w:r>
+      <w:r>
+        <w:rPr>
+          <w:rFonts w:ascii="Consolas" w:hAnsi="Consolas"/>
+          <w:sz w:val="18"/>
+        </w:rPr>
+        <w:t>QA Back &amp; Spine Care</w:t>
+      </w:r>
+      <w:r>
+        <w:t>, which has sessions and a purchase.</w:t>
+      </w:r>
+    </w:p>
+    <w:p>
+      <w:pPr>
+        <w:pStyle w:val="ListNumber"/>
+      </w:pPr>
+      <w:r>
+        <w:t xml:space="preserve">Delete every session under some condition but leave one </w:t>
+      </w:r>
+      <w:r>
+        <w:rPr>
+          <w:b/>
+        </w:rPr>
+        <w:t>home-visit package</w:t>
+      </w:r>
+      <w:r>
+        <w:t xml:space="preserve"> filed against it. Delete it again.</w:t>
+      </w:r>
+    </w:p>
+    <w:p>
+      <w:pPr>
+        <w:pStyle w:val="ListNumber"/>
+      </w:pPr>
+      <w:r>
+        <w:t>With two tabs open, delete a condition in one and press Delete on the same row in the other.</w:t>
+      </w:r>
+    </w:p>
+    <w:p>
+      <w:pPr>
+        <w:pStyle w:val="ListNumber"/>
+      </w:pPr>
+      <w:r>
+        <w:t>Press Delete and drop the network mid-request.</w:t>
       </w:r>
     </w:p>
     <w:p>
@@ -37203,106 +38163,6 @@
           <w:b/>
         </w:rPr>
         <w:t>Expect</w:t>
-      </w:r>
-    </w:p>
-    <w:p>
-      <w:pPr>
-        <w:pStyle w:val="ListBullet"/>
-      </w:pPr>
-      <w:r>
-        <w:t xml:space="preserve">The screen </w:t>
-      </w:r>
-      <w:r>
-        <w:rPr>
-          <w:b/>
-        </w:rPr>
-        <w:t>does not move</w:t>
-      </w:r>
-      <w:r>
-        <w:t xml:space="preserve">. Instead the header's </w:t>
-      </w:r>
-      <w:r>
-        <w:rPr>
-          <w:b/>
-        </w:rPr>
-        <w:t>Refresh</w:t>
-      </w:r>
-      <w:r>
-        <w:t xml:space="preserve"> button turns teal and carries </w:t>
-      </w:r>
-      <w:r>
-        <w:rPr>
-          <w:b/>
-        </w:rPr>
-        <w:t>the number of changes waiting</w:t>
-      </w:r>
-      <w:r>
-        <w:t>.</w:t>
-      </w:r>
-    </w:p>
-    <w:p>
-      <w:pPr>
-        <w:pStyle w:val="ListBullet"/>
-      </w:pPr>
-      <w:r>
-        <w:t>Tapping it fetches everything and clears the count.</w:t>
-      </w:r>
-    </w:p>
-    <w:p>
-      <w:pPr>
-        <w:pStyle w:val="ListBullet"/>
-      </w:pPr>
-      <w:r>
-        <w:rPr>
-          <w:b/>
-        </w:rPr>
-        <w:t>Your own</w:t>
-      </w:r>
-      <w:r>
-        <w:t xml:space="preserve"> actions never raise the count - approve something and watch for thirty seconds: no phantom "1 waiting" arrives for the row you just changed or for the log entry it wrote.</w:t>
-      </w:r>
-    </w:p>
-    <w:p>
-      <w:pPr>
-        <w:pStyle w:val="ListBullet"/>
-      </w:pPr>
-      <w:r>
-        <w:t>A burst of ten bookings collapses to a small number, not ten.</w:t>
-      </w:r>
-    </w:p>
-    <w:p>
-      <w:r>
-        <w:t xml:space="preserve">The other three dashboards still refresh themselves, which is right - a patient watching for a therapist's suggested time </w:t>
-      </w:r>
-      <w:r>
-        <w:rPr>
-          <w:b/>
-        </w:rPr>
-        <w:t>is</w:t>
-      </w:r>
-      <w:r>
-        <w:t xml:space="preserve"> waiting for that row.</w:t>
-      </w:r>
-    </w:p>
-    <w:p>
-      <w:r>
-        <w:t>____________________________________________________________</w:t>
-      </w:r>
-    </w:p>
-    <w:p>
-      <w:pPr>
-        <w:pStyle w:val="Heading3"/>
-      </w:pPr>
-      <w:r>
-        <w:t>Step 13.7 - Break things on purpose</w:t>
-      </w:r>
-    </w:p>
-    <w:p>
-      <w:r>
-        <w:rPr>
-          <w:b/>
-        </w:rPr>
-        <w:t>Do this</w:t>
       </w:r>
     </w:p>
     <w:tbl>
@@ -37330,7 +38190,7 @@
               <w:rPr>
                 <w:b/>
               </w:rPr>
-              <w:t>Do</w:t>
+              <w:t>Step</w:t>
             </w:r>
           </w:p>
         </w:tc>
@@ -37361,27 +38221,38 @@
           <w:p>
             <w:r/>
             <w:r>
-              <w:t>Open a dashboard URL with a nonsense id in it</w:t>
-            </w:r>
-          </w:p>
-        </w:tc>
-        <w:tc>
-          <w:tcPr>
-            <w:tcW w:type="dxa" w:w="4320"/>
-          </w:tcPr>
-          <w:p>
-            <w:r/>
-            <w:r>
-              <w:t xml:space="preserve">A friendly error screen, </w:t>
-            </w:r>
-            <w:r>
-              <w:rPr>
-                <w:b/>
-              </w:rPr>
-              <w:t>not</w:t>
-            </w:r>
-            <w:r>
-              <w:t xml:space="preserve"> a stack trace. Only an opaque reference code is shown - an error message can carry a column name or a row id, and patients see these screens.</w:t>
+              <w:t>1</w:t>
+            </w:r>
+          </w:p>
+        </w:tc>
+        <w:tc>
+          <w:tcPr>
+            <w:tcW w:type="dxa" w:w="4320"/>
+          </w:tcPr>
+          <w:p>
+            <w:r/>
+            <w:r>
+              <w:t xml:space="preserve">Deletes. The row leaves the list, and </w:t>
+            </w:r>
+            <w:r>
+              <w:rPr>
+                <w:rFonts w:ascii="Consolas" w:hAnsi="Consolas"/>
+                <w:sz w:val="18"/>
+              </w:rPr>
+              <w:t>/</w:t>
+            </w:r>
+            <w:r>
+              <w:t xml:space="preserve"> and </w:t>
+            </w:r>
+            <w:r>
+              <w:rPr>
+                <w:rFonts w:ascii="Consolas" w:hAnsi="Consolas"/>
+                <w:sz w:val="18"/>
+              </w:rPr>
+              <w:t>/conditions</w:t>
+            </w:r>
+            <w:r>
+              <w:t xml:space="preserve"> update at once.</w:t>
             </w:r>
           </w:p>
         </w:tc>
@@ -37394,18 +38265,36 @@
           <w:p>
             <w:r/>
             <w:r>
-              <w:t>Drop the network mid-save anywhere</w:t>
-            </w:r>
-          </w:p>
-        </w:tc>
-        <w:tc>
-          <w:tcPr>
-            <w:tcW w:type="dxa" w:w="4320"/>
-          </w:tcPr>
-          <w:p>
-            <w:r/>
-            <w:r>
-              <w:t>A readable message saying nothing changed, not a silent failure and not a blank screen</w:t>
+              <w:t>2</w:t>
+            </w:r>
+          </w:p>
+        </w:tc>
+        <w:tc>
+          <w:tcPr>
+            <w:tcW w:type="dxa" w:w="4320"/>
+          </w:tcPr>
+          <w:p>
+            <w:r/>
+            <w:r>
+              <w:t xml:space="preserve">A </w:t>
+            </w:r>
+            <w:r>
+              <w:rPr>
+                <w:b/>
+              </w:rPr>
+              <w:t>dialog</w:t>
+            </w:r>
+            <w:r>
+              <w:t xml:space="preserve"> - not an eleven-pixel line clipped beside the button - naming the counts and offering </w:t>
+            </w:r>
+            <w:r>
+              <w:rPr>
+                <w:b/>
+              </w:rPr>
+              <w:t>turn it off instead</w:t>
+            </w:r>
+            <w:r>
+              <w:t>, with what that preserves.</w:t>
             </w:r>
           </w:p>
         </w:tc>
@@ -37418,37 +38307,55 @@
           <w:p>
             <w:r/>
             <w:r>
-              <w:t xml:space="preserve">Open </w:t>
-            </w:r>
+              <w:t>3</w:t>
+            </w:r>
+          </w:p>
+        </w:tc>
+        <w:tc>
+          <w:tcPr>
+            <w:tcW w:type="dxa" w:w="4320"/>
+          </w:tcPr>
+          <w:p>
+            <w:r/>
+            <w:r>
+              <w:t xml:space="preserve">Names the </w:t>
+            </w:r>
+            <w:r>
+              <w:rPr>
+                <w:b/>
+              </w:rPr>
+              <w:t>home-visit package</w:t>
+            </w:r>
+            <w:r>
+              <w:t xml:space="preserve"> specifically. "It has bookings" would send you to delete sessions and be refused a second time by something you were never told about.</w:t>
+            </w:r>
+          </w:p>
+        </w:tc>
+      </w:tr>
+      <w:tr>
+        <w:tc>
+          <w:tcPr>
+            <w:tcW w:type="dxa" w:w="4320"/>
+          </w:tcPr>
+          <w:p>
+            <w:r/>
+            <w:r>
+              <w:t>4</w:t>
+            </w:r>
+          </w:p>
+        </w:tc>
+        <w:tc>
+          <w:tcPr>
+            <w:tcW w:type="dxa" w:w="4320"/>
+          </w:tcPr>
+          <w:p>
+            <w:r/>
             <w:r>
               <w:rPr>
                 <w:rFonts w:ascii="Consolas" w:hAnsi="Consolas"/>
                 <w:sz w:val="18"/>
               </w:rPr>
-              <w:t>/admin/dashboard?section=money&amp;tab=payouts</w:t>
-            </w:r>
-            <w:r>
-              <w:t xml:space="preserve"> as the Master Admin</w:t>
-            </w:r>
-          </w:p>
-        </w:tc>
-        <w:tc>
-          <w:tcPr>
-            <w:tcW w:type="dxa" w:w="4320"/>
-          </w:tcPr>
-          <w:p>
-            <w:r/>
-            <w:r>
-              <w:t xml:space="preserve">It </w:t>
-            </w:r>
-            <w:r>
-              <w:rPr>
-                <w:b/>
-              </w:rPr>
-              <w:t>server-renders Payouts directly</w:t>
-            </w:r>
-            <w:r>
-              <w:t xml:space="preserve"> - it must not paint Today first and jump</w:t>
+              <w:t>That condition has already been deleted. Refresh to see the current list.</w:t>
             </w:r>
           </w:p>
         </w:tc>
@@ -37461,27 +38368,22 @@
           <w:p>
             <w:r/>
             <w:r>
-              <w:t xml:space="preserve">Open the same link with a </w:t>
-            </w:r>
-            <w:r>
-              <w:rPr>
-                <w:b/>
-              </w:rPr>
-              <w:t>nonsense</w:t>
-            </w:r>
-            <w:r>
-              <w:t xml:space="preserve"> tab key</w:t>
-            </w:r>
-          </w:p>
-        </w:tc>
-        <w:tc>
-          <w:tcPr>
-            <w:tcW w:type="dxa" w:w="4320"/>
-          </w:tcPr>
-          <w:p>
-            <w:r/>
-            <w:r>
-              <w:t>It lands on that section's first screen, and an amber line says so. A silent redirect looks like it worked.</w:t>
+              <w:t>5</w:t>
+            </w:r>
+          </w:p>
+        </w:tc>
+        <w:tc>
+          <w:tcPr>
+            <w:tcW w:type="dxa" w:w="4320"/>
+          </w:tcPr>
+          <w:p>
+            <w:r/>
+            <w:r>
+              <w:rPr>
+                <w:rFonts w:ascii="Consolas" w:hAnsi="Consolas"/>
+                <w:sz w:val="18"/>
+              </w:rPr>
+              <w:t>Could not reach the server. Nothing has changed.</w:t>
             </w:r>
           </w:p>
         </w:tc>
@@ -37490,6 +38392,37 @@
     <w:p/>
     <w:p>
       <w:r>
+        <w:rPr>
+          <w:b/>
+        </w:rPr>
+        <w:t>Never a success on a delete that removed nothing.</w:t>
+      </w:r>
+      <w:r>
+        <w:t xml:space="preserve"> If the row is still listed after a success and a refresh, that is a </w:t>
+      </w:r>
+      <w:r>
+        <w:rPr>
+          <w:b/>
+        </w:rPr>
+        <w:t>P0</w:t>
+      </w:r>
+      <w:r>
+        <w:t xml:space="preserve"> - it is the exact defect this check was written for.</w:t>
+      </w:r>
+    </w:p>
+    <w:p>
+      <w:r>
+        <w:rPr>
+          <w:b/>
+        </w:rPr>
+        <w:t>And check the log names the condition's title</w:t>
+      </w:r>
+      <w:r>
+        <w:t>, not "Treatment category". The row is gone by then, so the log is the only thing left that can say which one it was.</w:t>
+      </w:r>
+    </w:p>
+    <w:p>
+      <w:r>
         <w:t>____________________________________________________________</w:t>
       </w:r>
     </w:p>
@@ -37498,7 +38431,7 @@
         <w:pStyle w:val="Heading3"/>
       </w:pPr>
       <w:r>
-        <w:t>Step 13.8 - Use the whole thing on a phone</w:t>
+        <w:t>Step 13.5 - Check the app always says it is working</w:t>
       </w:r>
     </w:p>
     <w:p>
@@ -37509,17 +38442,16 @@
         <w:t>Do this.</w:t>
       </w:r>
       <w:r>
-        <w:t xml:space="preserve"> On a real phone, or at a 390px-wide window, walk: the home page, </w:t>
-      </w:r>
-      <w:r>
-        <w:rPr>
-          <w:rFonts w:ascii="Consolas" w:hAnsi="Consolas"/>
-          <w:sz w:val="18"/>
-        </w:rPr>
-        <w:t>/book</w:t>
-      </w:r>
-      <w:r>
-        <w:t xml:space="preserve"> end to end, the patient dashboard's every screen, and the admin dashboard.</w:t>
+        <w:t xml:space="preserve"> Throttle the network to </w:t>
+      </w:r>
+      <w:r>
+        <w:rPr>
+          <w:b/>
+        </w:rPr>
+        <w:t>Slow 3G</w:t>
+      </w:r>
+      <w:r>
+        <w:t xml:space="preserve"> and, on each dashboard, tap something that changes data - approve an account, save a setting, assign a therapist.</w:t>
       </w:r>
     </w:p>
     <w:p>
@@ -37535,7 +38467,16 @@
         <w:pStyle w:val="ListBullet"/>
       </w:pPr>
       <w:r>
-        <w:t>Nothing scrolls sideways.</w:t>
+        <w:t xml:space="preserve">A </w:t>
+      </w:r>
+      <w:r>
+        <w:rPr>
+          <w:b/>
+        </w:rPr>
+        <w:t>teal bar</w:t>
+      </w:r>
+      <w:r>
+        <w:t xml:space="preserve"> above the chrome while the work is in flight. It never shows a percentage - nothing in a browser knows how far along a server render is, and a bar sitting at 90% is a lie people learn to ignore.</w:t>
       </w:r>
     </w:p>
     <w:p>
@@ -37543,16 +38484,7 @@
         <w:pStyle w:val="ListBullet"/>
       </w:pPr>
       <w:r>
-        <w:t xml:space="preserve">Tap targets are finger-sized. The </w:t>
-      </w:r>
-      <w:r>
-        <w:rPr>
-          <w:b/>
-        </w:rPr>
-        <w:t>body map</w:t>
-      </w:r>
-      <w:r>
-        <w:t xml:space="preserve"> in the Pain Map stacks front and back rather than shrinking both until neither can be tapped.</w:t>
+        <w:t>It appears only after a short delay, so a fast action does not flash it.</w:t>
       </w:r>
     </w:p>
     <w:p>
@@ -37560,25 +38492,25 @@
         <w:pStyle w:val="ListBullet"/>
       </w:pPr>
       <w:r>
-        <w:t xml:space="preserve">The sidebars become a </w:t>
-      </w:r>
-      <w:r>
-        <w:rPr>
-          <w:b/>
-        </w:rPr>
-        <w:t>drawer</w:t>
-      </w:r>
-      <w:r>
-        <w:t xml:space="preserve">, and </w:t>
-      </w:r>
-      <w:r>
-        <w:rPr>
-          <w:b/>
-        </w:rPr>
-        <w:t>Back to Home</w:t>
-      </w:r>
-      <w:r>
-        <w:t xml:space="preserve"> is in it.</w:t>
+        <w:t xml:space="preserve">The button releases when </w:t>
+      </w:r>
+      <w:r>
+        <w:rPr>
+          <w:b/>
+        </w:rPr>
+        <w:t>its own request</w:t>
+      </w:r>
+      <w:r>
+        <w:t xml:space="preserve"> finishes; the bar carries the rest. A button that stays disabled and spinning through a full screen rebuild reads as a hang - </w:t>
+      </w:r>
+      <w:r>
+        <w:rPr>
+          <w:b/>
+        </w:rPr>
+        <w:t>P2</w:t>
+      </w:r>
+      <w:r>
+        <w:t>.</w:t>
       </w:r>
     </w:p>
     <w:p>
@@ -37586,7 +38518,16 @@
         <w:pStyle w:val="ListBullet"/>
       </w:pPr>
       <w:r>
-        <w:t>Dialogs are usable - they fill the screen rather than sitting half off it.</w:t>
+        <w:t xml:space="preserve">Moving between </w:t>
+      </w:r>
+      <w:r>
+        <w:rPr>
+          <w:b/>
+        </w:rPr>
+        <w:t>sidebar sections</w:t>
+      </w:r>
+      <w:r>
+        <w:t xml:space="preserve"> on the patient, therapist and hospital dashboards also draws the bar. Those are plain links, so nothing in React learns the navigation started - if there is no bar there, somebody is sitting on the old screen with no acknowledgement at all.</w:t>
       </w:r>
     </w:p>
     <w:p>
@@ -37594,16 +38535,97 @@
         <w:pStyle w:val="ListBullet"/>
       </w:pPr>
       <w:r>
-        <w:t xml:space="preserve">The </w:t>
-      </w:r>
-      <w:r>
-        <w:rPr>
-          <w:b/>
-        </w:rPr>
-        <w:t>Razorpay sheet</w:t>
-      </w:r>
-      <w:r>
-        <w:t xml:space="preserve"> works.</w:t>
+        <w:t xml:space="preserve">With </w:t>
+      </w:r>
+      <w:r>
+        <w:rPr>
+          <w:b/>
+        </w:rPr>
+        <w:t>reduced motion</w:t>
+      </w:r>
+      <w:r>
+        <w:t xml:space="preserve"> switched on in the operating system, the bar still appears and simply does not travel. Somebody who asked for less movement still needs to know the app is thinking.</w:t>
+      </w:r>
+    </w:p>
+    <w:p>
+      <w:r>
+        <w:rPr>
+          <w:b/>
+        </w:rPr>
+        <w:t>Then check a toggle says what it did.</w:t>
+      </w:r>
+      <w:r>
+        <w:t xml:space="preserve"> Change any setting.</w:t>
+      </w:r>
+    </w:p>
+    <w:p>
+      <w:r>
+        <w:rPr>
+          <w:b/>
+        </w:rPr>
+        <w:t>Expect.</w:t>
+      </w:r>
+      <w:r>
+        <w:t xml:space="preserve"> A confirmation naming </w:t>
+      </w:r>
+      <w:r>
+        <w:rPr>
+          <w:b/>
+        </w:rPr>
+        <w:t>the thing and its new state</w:t>
+      </w:r>
+      <w:r>
+        <w:t xml:space="preserve"> - </w:t>
+      </w:r>
+      <w:r>
+        <w:rPr>
+          <w:i/>
+        </w:rPr>
+        <w:t>"Home visits are on"</w:t>
+      </w:r>
+      <w:r>
+        <w:t xml:space="preserve"> - never a bare "Saved". A confirmation that does not name the thing tells somebody a request finished, which they could already see.</w:t>
+      </w:r>
+    </w:p>
+    <w:p>
+      <w:r>
+        <w:t>____________________________________________________________</w:t>
+      </w:r>
+    </w:p>
+    <w:p>
+      <w:pPr>
+        <w:pStyle w:val="Heading3"/>
+      </w:pPr>
+      <w:r>
+        <w:t>Step 13.6 - Check the admin dashboard does not move under you</w:t>
+      </w:r>
+    </w:p>
+    <w:p>
+      <w:r>
+        <w:rPr>
+          <w:b/>
+        </w:rPr>
+        <w:t>Do this.</w:t>
+      </w:r>
+      <w:r>
+        <w:t xml:space="preserve"> Open the admin dashboard and leave it. In a second browser, have a patient book a session. Watch the first screen </w:t>
+      </w:r>
+      <w:r>
+        <w:rPr>
+          <w:b/>
+        </w:rPr>
+        <w:t>without reloading</w:t>
+      </w:r>
+      <w:r>
+        <w:t>.</w:t>
+      </w:r>
+    </w:p>
+    <w:p>
+      <w:r>
+        <w:rPr>
+          <w:b/>
+        </w:rPr>
+        <w:t>Expect</w:t>
       </w:r>
     </w:p>
     <w:p>
@@ -37611,16 +38633,78 @@
         <w:pStyle w:val="ListBullet"/>
       </w:pPr>
       <w:r>
-        <w:t xml:space="preserve">A dialog opened </w:t>
-      </w:r>
-      <w:r>
-        <w:rPr>
-          <w:b/>
-        </w:rPr>
-        <w:t>from inside another dialog</w:t>
-      </w:r>
-      <w:r>
-        <w:t xml:space="preserve"> covers the whole screen, not just the panel it came from. A confirmation that sits at the top of scrolled content and slides away as you scroll is a real defect and has happened here.</w:t>
+        <w:t xml:space="preserve">The screen </w:t>
+      </w:r>
+      <w:r>
+        <w:rPr>
+          <w:b/>
+        </w:rPr>
+        <w:t>does not move</w:t>
+      </w:r>
+      <w:r>
+        <w:t xml:space="preserve">. Instead the header's </w:t>
+      </w:r>
+      <w:r>
+        <w:rPr>
+          <w:b/>
+        </w:rPr>
+        <w:t>Refresh</w:t>
+      </w:r>
+      <w:r>
+        <w:t xml:space="preserve"> button turns teal and carries </w:t>
+      </w:r>
+      <w:r>
+        <w:rPr>
+          <w:b/>
+        </w:rPr>
+        <w:t>the number of changes waiting</w:t>
+      </w:r>
+      <w:r>
+        <w:t>.</w:t>
+      </w:r>
+    </w:p>
+    <w:p>
+      <w:pPr>
+        <w:pStyle w:val="ListBullet"/>
+      </w:pPr>
+      <w:r>
+        <w:t>Tapping it fetches everything and clears the count.</w:t>
+      </w:r>
+    </w:p>
+    <w:p>
+      <w:pPr>
+        <w:pStyle w:val="ListBullet"/>
+      </w:pPr>
+      <w:r>
+        <w:rPr>
+          <w:b/>
+        </w:rPr>
+        <w:t>Your own</w:t>
+      </w:r>
+      <w:r>
+        <w:t xml:space="preserve"> actions never raise the count - approve something and watch for thirty seconds: no phantom "1 waiting" arrives for the row you just changed or for the log entry it wrote.</w:t>
+      </w:r>
+    </w:p>
+    <w:p>
+      <w:pPr>
+        <w:pStyle w:val="ListBullet"/>
+      </w:pPr>
+      <w:r>
+        <w:t>A burst of ten bookings collapses to a small number, not ten.</w:t>
+      </w:r>
+    </w:p>
+    <w:p>
+      <w:r>
+        <w:t xml:space="preserve">The other three dashboards still refresh themselves, which is right - a patient watching for a therapist's suggested time </w:t>
+      </w:r>
+      <w:r>
+        <w:rPr>
+          <w:b/>
+        </w:rPr>
+        <w:t>is</w:t>
+      </w:r>
+      <w:r>
+        <w:t xml:space="preserve"> waiting for that row.</w:t>
       </w:r>
     </w:p>
     <w:p>
@@ -37633,151 +38717,7 @@
         <w:pStyle w:val="Heading3"/>
       </w:pPr>
       <w:r>
-        <w:t>Step 13.9 - Check the keyboard and a screen reader can get through</w:t>
-      </w:r>
-    </w:p>
-    <w:p>
-      <w:r>
-        <w:rPr>
-          <w:b/>
-        </w:rPr>
-        <w:t>Do this.</w:t>
-      </w:r>
-      <w:r>
-        <w:t xml:space="preserve"> Put the mouse away. Tab through </w:t>
-      </w:r>
-      <w:r>
-        <w:rPr>
-          <w:rFonts w:ascii="Consolas" w:hAnsi="Consolas"/>
-          <w:sz w:val="18"/>
-        </w:rPr>
-        <w:t>/book</w:t>
-      </w:r>
-      <w:r>
-        <w:t>, then through a dashboard.</w:t>
-      </w:r>
-    </w:p>
-    <w:p>
-      <w:r>
-        <w:rPr>
-          <w:b/>
-        </w:rPr>
-        <w:t>Expect</w:t>
-      </w:r>
-    </w:p>
-    <w:p>
-      <w:pPr>
-        <w:pStyle w:val="ListBullet"/>
-      </w:pPr>
-      <w:r>
-        <w:t xml:space="preserve">Every control is reachable, in a sensible order, with a </w:t>
-      </w:r>
-      <w:r>
-        <w:rPr>
-          <w:b/>
-        </w:rPr>
-        <w:t>visible focus ring</w:t>
-      </w:r>
-      <w:r>
-        <w:t>.</w:t>
-      </w:r>
-    </w:p>
-    <w:p>
-      <w:pPr>
-        <w:pStyle w:val="ListBullet"/>
-      </w:pPr>
-      <w:r>
-        <w:t xml:space="preserve">A dialog </w:t>
-      </w:r>
-      <w:r>
-        <w:rPr>
-          <w:b/>
-        </w:rPr>
-        <w:t>moves focus into itself</w:t>
-      </w:r>
-      <w:r>
-        <w:t xml:space="preserve">, traps Tab while open, closes on </w:t>
-      </w:r>
-      <w:r>
-        <w:rPr>
-          <w:b/>
-        </w:rPr>
-        <w:t>Escape</w:t>
-      </w:r>
-      <w:r>
-        <w:t>, and returns focus to whatever opened it.</w:t>
-      </w:r>
-    </w:p>
-    <w:p>
-      <w:pPr>
-        <w:pStyle w:val="ListBullet"/>
-      </w:pPr>
-      <w:r>
-        <w:t>Every control has a name. Icon-only buttons - the debug bar's page picker and its simulated-time box included - announce something rather than nothing.</w:t>
-      </w:r>
-    </w:p>
-    <w:p>
-      <w:pPr>
-        <w:pStyle w:val="ListBullet"/>
-      </w:pPr>
-      <w:r>
-        <w:t xml:space="preserve">Small grey text on white is readable. Labels, counts, hints and codes in a pale grey are a real accessibility failure, not a taste question - report them as </w:t>
-      </w:r>
-      <w:r>
-        <w:rPr>
-          <w:b/>
-        </w:rPr>
-        <w:t>P2</w:t>
-      </w:r>
-      <w:r>
-        <w:t>.</w:t>
-      </w:r>
-    </w:p>
-    <w:p>
-      <w:pPr>
-        <w:pStyle w:val="ListBullet"/>
-      </w:pPr>
-      <w:r>
-        <w:t xml:space="preserve">The two rotating widgets on the home page have </w:t>
-      </w:r>
-      <w:r>
-        <w:rPr>
-          <w:b/>
-        </w:rPr>
-        <w:t>different</w:t>
-      </w:r>
-      <w:r>
-        <w:t xml:space="preserve"> names, and the "areas of practice" picker works with arrow keys.</w:t>
-      </w:r>
-    </w:p>
-    <w:p>
-      <w:pPr>
-        <w:pStyle w:val="ListBullet"/>
-      </w:pPr>
-      <w:r>
-        <w:t xml:space="preserve">Only </w:t>
-      </w:r>
-      <w:r>
-        <w:rPr>
-          <w:b/>
-        </w:rPr>
-        <w:t>one</w:t>
-      </w:r>
-      <w:r>
-        <w:t xml:space="preserve"> thing moves on screen at a time. The areas-of-practice carousel must never advance by itself while the walkthrough beside it is rotating.</w:t>
-      </w:r>
-    </w:p>
-    <w:p>
-      <w:r>
-        <w:t>____________________________________________________________</w:t>
-      </w:r>
-    </w:p>
-    <w:p>
-      <w:pPr>
-        <w:pStyle w:val="Heading3"/>
-      </w:pPr>
-      <w:r>
-        <w:t>Step 13.10 - Check the splash one more time</w:t>
+        <w:t>Step 13.7 - Break things on purpose</w:t>
       </w:r>
     </w:p>
     <w:p>
@@ -37844,18 +38784,27 @@
           <w:p>
             <w:r/>
             <w:r>
-              <w:t>Open the site in a brand-new tab</w:t>
-            </w:r>
-          </w:p>
-        </w:tc>
-        <w:tc>
-          <w:tcPr>
-            <w:tcW w:type="dxa" w:w="4320"/>
-          </w:tcPr>
-          <w:p>
-            <w:r/>
-            <w:r>
-              <w:t>The splash shows</w:t>
+              <w:t>Open a dashboard URL with a nonsense id in it</w:t>
+            </w:r>
+          </w:p>
+        </w:tc>
+        <w:tc>
+          <w:tcPr>
+            <w:tcW w:type="dxa" w:w="4320"/>
+          </w:tcPr>
+          <w:p>
+            <w:r/>
+            <w:r>
+              <w:t xml:space="preserve">A friendly error screen, </w:t>
+            </w:r>
+            <w:r>
+              <w:rPr>
+                <w:b/>
+              </w:rPr>
+              <w:t>not</w:t>
+            </w:r>
+            <w:r>
+              <w:t xml:space="preserve"> a stack trace. Only an opaque reference code is shown - an error message can carry a column name or a row id, and patients see these screens.</w:t>
             </w:r>
           </w:p>
         </w:tc>
@@ -37868,24 +38817,18 @@
           <w:p>
             <w:r/>
             <w:r>
-              <w:t>Reload</w:t>
-            </w:r>
-          </w:p>
-        </w:tc>
-        <w:tc>
-          <w:tcPr>
-            <w:tcW w:type="dxa" w:w="4320"/>
-          </w:tcPr>
-          <w:p>
-            <w:r/>
-            <w:r>
-              <w:t xml:space="preserve">It does </w:t>
-            </w:r>
-            <w:r>
-              <w:rPr>
-                <w:b/>
-              </w:rPr>
-              <w:t>not</w:t>
+              <w:t>Drop the network mid-save anywhere</w:t>
+            </w:r>
+          </w:p>
+        </w:tc>
+        <w:tc>
+          <w:tcPr>
+            <w:tcW w:type="dxa" w:w="4320"/>
+          </w:tcPr>
+          <w:p>
+            <w:r/>
+            <w:r>
+              <w:t>A readable message saying nothing changed, not a silent failure and not a blank screen</w:t>
             </w:r>
           </w:p>
         </w:tc>
@@ -37898,24 +38841,37 @@
           <w:p>
             <w:r/>
             <w:r>
-              <w:t>Navigate between pages</w:t>
-            </w:r>
-          </w:p>
-        </w:tc>
-        <w:tc>
-          <w:tcPr>
-            <w:tcW w:type="dxa" w:w="4320"/>
-          </w:tcPr>
-          <w:p>
-            <w:r/>
-            <w:r>
-              <w:t xml:space="preserve">It does </w:t>
+              <w:t xml:space="preserve">Open </w:t>
+            </w:r>
+            <w:r>
+              <w:rPr>
+                <w:rFonts w:ascii="Consolas" w:hAnsi="Consolas"/>
+                <w:sz w:val="18"/>
+              </w:rPr>
+              <w:t>/admin/dashboard?section=money&amp;tab=payouts</w:t>
+            </w:r>
+            <w:r>
+              <w:t xml:space="preserve"> as the Master Admin</w:t>
+            </w:r>
+          </w:p>
+        </w:tc>
+        <w:tc>
+          <w:tcPr>
+            <w:tcW w:type="dxa" w:w="4320"/>
+          </w:tcPr>
+          <w:p>
+            <w:r/>
+            <w:r>
+              <w:t xml:space="preserve">It </w:t>
             </w:r>
             <w:r>
               <w:rPr>
                 <w:b/>
               </w:rPr>
-              <w:t>not</w:t>
+              <w:t>server-renders Payouts directly</w:t>
+            </w:r>
+            <w:r>
+              <w:t xml:space="preserve"> - it must not paint Today first and jump</w:t>
             </w:r>
           </w:p>
         </w:tc>
@@ -37928,87 +38884,27 @@
           <w:p>
             <w:r/>
             <w:r>
-              <w:t>Leave the tab in the background past the configured minutes and come back</w:t>
-            </w:r>
-          </w:p>
-        </w:tc>
-        <w:tc>
-          <w:tcPr>
-            <w:tcW w:type="dxa" w:w="4320"/>
-          </w:tcPr>
-          <w:p>
-            <w:r/>
-            <w:r>
-              <w:t>It shows</w:t>
-            </w:r>
-          </w:p>
-        </w:tc>
-      </w:tr>
-      <w:tr>
-        <w:tc>
-          <w:tcPr>
-            <w:tcW w:type="dxa" w:w="4320"/>
-          </w:tcPr>
-          <w:p>
-            <w:r/>
+              <w:t xml:space="preserve">Open the same link with a </w:t>
+            </w:r>
             <w:r>
               <w:rPr>
                 <w:b/>
               </w:rPr>
-              <w:t>Start a checkout, leave the tab for your bank's app, come back</w:t>
-            </w:r>
-          </w:p>
-        </w:tc>
-        <w:tc>
-          <w:tcPr>
-            <w:tcW w:type="dxa" w:w="4320"/>
-          </w:tcPr>
-          <w:p>
-            <w:r/>
-            <w:r>
-              <w:t xml:space="preserve">It does </w:t>
-            </w:r>
-            <w:r>
-              <w:rPr>
-                <w:b/>
-              </w:rPr>
-              <w:t>not</w:t>
-            </w:r>
-            <w:r>
-              <w:t xml:space="preserve">. Splashing over a payment in progress is the one thing this must never do - </w:t>
-            </w:r>
-            <w:r>
-              <w:rPr>
-                <w:b/>
-              </w:rPr>
-              <w:t>P1</w:t>
-            </w:r>
-            <w:r>
-              <w:t>.</w:t>
-            </w:r>
-          </w:p>
-        </w:tc>
-      </w:tr>
-      <w:tr>
-        <w:tc>
-          <w:tcPr>
-            <w:tcW w:type="dxa" w:w="4320"/>
-          </w:tcPr>
-          <w:p>
-            <w:r/>
-            <w:r>
-              <w:t>Switch reduced motion on</w:t>
-            </w:r>
-          </w:p>
-        </w:tc>
-        <w:tc>
-          <w:tcPr>
-            <w:tcW w:type="dxa" w:w="4320"/>
-          </w:tcPr>
-          <w:p>
-            <w:r/>
-            <w:r>
-              <w:t>It is skipped entirely</w:t>
+              <w:t>nonsense</w:t>
+            </w:r>
+            <w:r>
+              <w:t xml:space="preserve"> tab key</w:t>
+            </w:r>
+          </w:p>
+        </w:tc>
+        <w:tc>
+          <w:tcPr>
+            <w:tcW w:type="dxa" w:w="4320"/>
+          </w:tcPr>
+          <w:p>
+            <w:r/>
+            <w:r>
+              <w:t>It lands on that section's first screen, and an amber line says so. A silent redirect looks like it worked.</w:t>
             </w:r>
           </w:p>
         </w:tc>
@@ -38017,43 +38913,570 @@
     <w:p/>
     <w:p>
       <w:r>
-        <w:rPr>
-          <w:b/>
-        </w:rPr>
-        <w:t>Then change its settings</w:t>
-      </w:r>
-      <w:r>
-        <w:t xml:space="preserve"> (Settings → Public Site → Opening Splash): the name line, the wording, the hold, and the away threshold. Set the away threshold to </w:t>
+        <w:t>____________________________________________________________</w:t>
+      </w:r>
+    </w:p>
+    <w:p>
+      <w:pPr>
+        <w:pStyle w:val="Heading3"/>
+      </w:pPr>
+      <w:r>
+        <w:t>Step 13.8 - Use the whole thing on a phone</w:t>
+      </w:r>
+    </w:p>
+    <w:p>
+      <w:r>
+        <w:rPr>
+          <w:b/>
+        </w:rPr>
+        <w:t>Do this.</w:t>
+      </w:r>
+      <w:r>
+        <w:t xml:space="preserve"> On a real phone, or at a 390px-wide window, walk: the home page, </w:t>
       </w:r>
       <w:r>
         <w:rPr>
           <w:rFonts w:ascii="Consolas" w:hAnsi="Consolas"/>
           <w:sz w:val="18"/>
         </w:rPr>
-        <w:t>0</w:t>
-      </w:r>
-      <w:r>
-        <w:t>.</w:t>
-      </w:r>
-    </w:p>
-    <w:p>
-      <w:r>
-        <w:rPr>
-          <w:b/>
-        </w:rPr>
-        <w:t>Expect.</w:t>
-      </w:r>
-      <w:r>
-        <w:t xml:space="preserve"> </w:t>
+        <w:t>/book</w:t>
+      </w:r>
+      <w:r>
+        <w:t xml:space="preserve"> end to end, the patient dashboard's every screen, and the admin dashboard.</w:t>
+      </w:r>
+    </w:p>
+    <w:p>
+      <w:r>
+        <w:rPr>
+          <w:b/>
+        </w:rPr>
+        <w:t>Expect</w:t>
+      </w:r>
+    </w:p>
+    <w:p>
+      <w:pPr>
+        <w:pStyle w:val="ListBullet"/>
+      </w:pPr>
+      <w:r>
+        <w:t>Nothing scrolls sideways.</w:t>
+      </w:r>
+    </w:p>
+    <w:p>
+      <w:pPr>
+        <w:pStyle w:val="ListBullet"/>
+      </w:pPr>
+      <w:r>
+        <w:t xml:space="preserve">Tap targets are finger-sized. The </w:t>
+      </w:r>
+      <w:r>
+        <w:rPr>
+          <w:b/>
+        </w:rPr>
+        <w:t>body map</w:t>
+      </w:r>
+      <w:r>
+        <w:t xml:space="preserve"> in the Pain Map stacks front and back rather than shrinking both until neither can be tapped.</w:t>
+      </w:r>
+    </w:p>
+    <w:p>
+      <w:pPr>
+        <w:pStyle w:val="ListBullet"/>
+      </w:pPr>
+      <w:r>
+        <w:t xml:space="preserve">The sidebars become a </w:t>
+      </w:r>
+      <w:r>
+        <w:rPr>
+          <w:b/>
+        </w:rPr>
+        <w:t>drawer</w:t>
+      </w:r>
+      <w:r>
+        <w:t xml:space="preserve">, and </w:t>
+      </w:r>
+      <w:r>
+        <w:rPr>
+          <w:b/>
+        </w:rPr>
+        <w:t>Back to Home</w:t>
+      </w:r>
+      <w:r>
+        <w:t xml:space="preserve"> is in it.</w:t>
+      </w:r>
+    </w:p>
+    <w:p>
+      <w:pPr>
+        <w:pStyle w:val="ListBullet"/>
+      </w:pPr>
+      <w:r>
+        <w:t>Dialogs are usable - they fill the screen rather than sitting half off it.</w:t>
+      </w:r>
+    </w:p>
+    <w:p>
+      <w:pPr>
+        <w:pStyle w:val="ListBullet"/>
+      </w:pPr>
+      <w:r>
+        <w:t xml:space="preserve">The </w:t>
+      </w:r>
+      <w:r>
+        <w:rPr>
+          <w:b/>
+        </w:rPr>
+        <w:t>Razorpay sheet</w:t>
+      </w:r>
+      <w:r>
+        <w:t xml:space="preserve"> works.</w:t>
+      </w:r>
+    </w:p>
+    <w:p>
+      <w:pPr>
+        <w:pStyle w:val="ListBullet"/>
+      </w:pPr>
+      <w:r>
+        <w:t xml:space="preserve">A dialog opened </w:t>
+      </w:r>
+      <w:r>
+        <w:rPr>
+          <w:b/>
+        </w:rPr>
+        <w:t>from inside another dialog</w:t>
+      </w:r>
+      <w:r>
+        <w:t xml:space="preserve"> covers the whole screen, not just the panel it came from. A confirmation that sits at the top of scrolled content and slides away as you scroll is a real defect and has happened here.</w:t>
+      </w:r>
+    </w:p>
+    <w:p>
+      <w:r>
+        <w:t>____________________________________________________________</w:t>
+      </w:r>
+    </w:p>
+    <w:p>
+      <w:pPr>
+        <w:pStyle w:val="Heading3"/>
+      </w:pPr>
+      <w:r>
+        <w:t>Step 13.9 - Check the keyboard and a screen reader can get through</w:t>
+      </w:r>
+    </w:p>
+    <w:p>
+      <w:r>
+        <w:rPr>
+          <w:b/>
+        </w:rPr>
+        <w:t>Do this.</w:t>
+      </w:r>
+      <w:r>
+        <w:t xml:space="preserve"> Put the mouse away. Tab through </w:t>
       </w:r>
       <w:r>
         <w:rPr>
           <w:rFonts w:ascii="Consolas" w:hAnsi="Consolas"/>
           <w:sz w:val="18"/>
         </w:rPr>
+        <w:t>/book</w:t>
+      </w:r>
+      <w:r>
+        <w:t>, then through a dashboard.</w:t>
+      </w:r>
+    </w:p>
+    <w:p>
+      <w:r>
+        <w:rPr>
+          <w:b/>
+        </w:rPr>
+        <w:t>Expect</w:t>
+      </w:r>
+    </w:p>
+    <w:p>
+      <w:pPr>
+        <w:pStyle w:val="ListBullet"/>
+      </w:pPr>
+      <w:r>
+        <w:t xml:space="preserve">Every control is reachable, in a sensible order, with a </w:t>
+      </w:r>
+      <w:r>
+        <w:rPr>
+          <w:b/>
+        </w:rPr>
+        <w:t>visible focus ring</w:t>
+      </w:r>
+      <w:r>
+        <w:t>.</w:t>
+      </w:r>
+    </w:p>
+    <w:p>
+      <w:pPr>
+        <w:pStyle w:val="ListBullet"/>
+      </w:pPr>
+      <w:r>
+        <w:t xml:space="preserve">A dialog </w:t>
+      </w:r>
+      <w:r>
+        <w:rPr>
+          <w:b/>
+        </w:rPr>
+        <w:t>moves focus into itself</w:t>
+      </w:r>
+      <w:r>
+        <w:t xml:space="preserve">, traps Tab while open, closes on </w:t>
+      </w:r>
+      <w:r>
+        <w:rPr>
+          <w:b/>
+        </w:rPr>
+        <w:t>Escape</w:t>
+      </w:r>
+      <w:r>
+        <w:t>, and returns focus to whatever opened it.</w:t>
+      </w:r>
+    </w:p>
+    <w:p>
+      <w:pPr>
+        <w:pStyle w:val="ListBullet"/>
+      </w:pPr>
+      <w:r>
+        <w:t>Every control has a name. Icon-only buttons - the debug bar's page picker and its simulated-time box included - announce something rather than nothing.</w:t>
+      </w:r>
+    </w:p>
+    <w:p>
+      <w:pPr>
+        <w:pStyle w:val="ListBullet"/>
+      </w:pPr>
+      <w:r>
+        <w:t xml:space="preserve">Small grey text on white is readable. Labels, counts, hints and codes in a pale grey are a real accessibility failure, not a taste question - report them as </w:t>
+      </w:r>
+      <w:r>
+        <w:rPr>
+          <w:b/>
+        </w:rPr>
+        <w:t>P2</w:t>
+      </w:r>
+      <w:r>
+        <w:t>.</w:t>
+      </w:r>
+    </w:p>
+    <w:p>
+      <w:pPr>
+        <w:pStyle w:val="ListBullet"/>
+      </w:pPr>
+      <w:r>
+        <w:t xml:space="preserve">The two rotating widgets on the home page have </w:t>
+      </w:r>
+      <w:r>
+        <w:rPr>
+          <w:b/>
+        </w:rPr>
+        <w:t>different</w:t>
+      </w:r>
+      <w:r>
+        <w:t xml:space="preserve"> names, and the "areas of practice" picker works with arrow keys.</w:t>
+      </w:r>
+    </w:p>
+    <w:p>
+      <w:pPr>
+        <w:pStyle w:val="ListBullet"/>
+      </w:pPr>
+      <w:r>
+        <w:t xml:space="preserve">Only </w:t>
+      </w:r>
+      <w:r>
+        <w:rPr>
+          <w:b/>
+        </w:rPr>
+        <w:t>one</w:t>
+      </w:r>
+      <w:r>
+        <w:t xml:space="preserve"> thing moves on screen at a time. The areas-of-practice carousel must never advance by itself while the walkthrough beside it is rotating.</w:t>
+      </w:r>
+    </w:p>
+    <w:p>
+      <w:r>
+        <w:t>____________________________________________________________</w:t>
+      </w:r>
+    </w:p>
+    <w:p>
+      <w:pPr>
+        <w:pStyle w:val="Heading3"/>
+      </w:pPr>
+      <w:r>
+        <w:t>Step 13.10 - Check the splash one more time</w:t>
+      </w:r>
+    </w:p>
+    <w:p>
+      <w:r>
+        <w:rPr>
+          <w:b/>
+        </w:rPr>
+        <w:t>Do this</w:t>
+      </w:r>
+    </w:p>
+    <w:tbl>
+      <w:tblPr>
+        <w:tblStyle w:val="LightGrid-Accent1"/>
+        <w:tblW w:type="auto" w:w="0"/>
+        <w:tblLook w:firstColumn="1" w:firstRow="1" w:lastColumn="0" w:lastRow="0" w:noHBand="0" w:noVBand="1" w:val="04A0"/>
+      </w:tblPr>
+      <w:tblGrid>
+        <w:gridCol w:w="4320"/>
+        <w:gridCol w:w="4320"/>
+      </w:tblGrid>
+      <w:tr>
+        <w:tc>
+          <w:tcPr>
+            <w:tcW w:type="dxa" w:w="4320"/>
+          </w:tcPr>
+          <w:p>
+            <w:r>
+              <w:rPr>
+                <w:b/>
+              </w:rPr>
+            </w:r>
+            <w:r>
+              <w:rPr>
+                <w:b/>
+              </w:rPr>
+              <w:t>Do</w:t>
+            </w:r>
+          </w:p>
+        </w:tc>
+        <w:tc>
+          <w:tcPr>
+            <w:tcW w:type="dxa" w:w="4320"/>
+          </w:tcPr>
+          <w:p>
+            <w:r>
+              <w:rPr>
+                <w:b/>
+              </w:rPr>
+            </w:r>
+            <w:r>
+              <w:rPr>
+                <w:b/>
+              </w:rPr>
+              <w:t>Expect</w:t>
+            </w:r>
+          </w:p>
+        </w:tc>
+      </w:tr>
+      <w:tr>
+        <w:tc>
+          <w:tcPr>
+            <w:tcW w:type="dxa" w:w="4320"/>
+          </w:tcPr>
+          <w:p>
+            <w:r/>
+            <w:r>
+              <w:t>Open the site in a brand-new tab</w:t>
+            </w:r>
+          </w:p>
+        </w:tc>
+        <w:tc>
+          <w:tcPr>
+            <w:tcW w:type="dxa" w:w="4320"/>
+          </w:tcPr>
+          <w:p>
+            <w:r/>
+            <w:r>
+              <w:t>The splash shows</w:t>
+            </w:r>
+          </w:p>
+        </w:tc>
+      </w:tr>
+      <w:tr>
+        <w:tc>
+          <w:tcPr>
+            <w:tcW w:type="dxa" w:w="4320"/>
+          </w:tcPr>
+          <w:p>
+            <w:r/>
+            <w:r>
+              <w:t>Reload</w:t>
+            </w:r>
+          </w:p>
+        </w:tc>
+        <w:tc>
+          <w:tcPr>
+            <w:tcW w:type="dxa" w:w="4320"/>
+          </w:tcPr>
+          <w:p>
+            <w:r/>
+            <w:r>
+              <w:t xml:space="preserve">It does </w:t>
+            </w:r>
+            <w:r>
+              <w:rPr>
+                <w:b/>
+              </w:rPr>
+              <w:t>not</w:t>
+            </w:r>
+          </w:p>
+        </w:tc>
+      </w:tr>
+      <w:tr>
+        <w:tc>
+          <w:tcPr>
+            <w:tcW w:type="dxa" w:w="4320"/>
+          </w:tcPr>
+          <w:p>
+            <w:r/>
+            <w:r>
+              <w:t>Navigate between pages</w:t>
+            </w:r>
+          </w:p>
+        </w:tc>
+        <w:tc>
+          <w:tcPr>
+            <w:tcW w:type="dxa" w:w="4320"/>
+          </w:tcPr>
+          <w:p>
+            <w:r/>
+            <w:r>
+              <w:t xml:space="preserve">It does </w:t>
+            </w:r>
+            <w:r>
+              <w:rPr>
+                <w:b/>
+              </w:rPr>
+              <w:t>not</w:t>
+            </w:r>
+          </w:p>
+        </w:tc>
+      </w:tr>
+      <w:tr>
+        <w:tc>
+          <w:tcPr>
+            <w:tcW w:type="dxa" w:w="4320"/>
+          </w:tcPr>
+          <w:p>
+            <w:r/>
+            <w:r>
+              <w:t>Leave the tab in the background past the configured minutes and come back</w:t>
+            </w:r>
+          </w:p>
+        </w:tc>
+        <w:tc>
+          <w:tcPr>
+            <w:tcW w:type="dxa" w:w="4320"/>
+          </w:tcPr>
+          <w:p>
+            <w:r/>
+            <w:r>
+              <w:t>It shows</w:t>
+            </w:r>
+          </w:p>
+        </w:tc>
+      </w:tr>
+      <w:tr>
+        <w:tc>
+          <w:tcPr>
+            <w:tcW w:type="dxa" w:w="4320"/>
+          </w:tcPr>
+          <w:p>
+            <w:r/>
+            <w:r>
+              <w:rPr>
+                <w:b/>
+              </w:rPr>
+              <w:t>Start a checkout, leave the tab for your bank's app, come back</w:t>
+            </w:r>
+          </w:p>
+        </w:tc>
+        <w:tc>
+          <w:tcPr>
+            <w:tcW w:type="dxa" w:w="4320"/>
+          </w:tcPr>
+          <w:p>
+            <w:r/>
+            <w:r>
+              <w:t xml:space="preserve">It does </w:t>
+            </w:r>
+            <w:r>
+              <w:rPr>
+                <w:b/>
+              </w:rPr>
+              <w:t>not</w:t>
+            </w:r>
+            <w:r>
+              <w:t xml:space="preserve">. Splashing over a payment in progress is the one thing this must never do - </w:t>
+            </w:r>
+            <w:r>
+              <w:rPr>
+                <w:b/>
+              </w:rPr>
+              <w:t>P1</w:t>
+            </w:r>
+            <w:r>
+              <w:t>.</w:t>
+            </w:r>
+          </w:p>
+        </w:tc>
+      </w:tr>
+      <w:tr>
+        <w:tc>
+          <w:tcPr>
+            <w:tcW w:type="dxa" w:w="4320"/>
+          </w:tcPr>
+          <w:p>
+            <w:r/>
+            <w:r>
+              <w:t>Switch reduced motion on</w:t>
+            </w:r>
+          </w:p>
+        </w:tc>
+        <w:tc>
+          <w:tcPr>
+            <w:tcW w:type="dxa" w:w="4320"/>
+          </w:tcPr>
+          <w:p>
+            <w:r/>
+            <w:r>
+              <w:t>It is skipped entirely</w:t>
+            </w:r>
+          </w:p>
+        </w:tc>
+      </w:tr>
+    </w:tbl>
+    <w:p/>
+    <w:p>
+      <w:r>
+        <w:rPr>
+          <w:b/>
+        </w:rPr>
+        <w:t>Then change its settings</w:t>
+      </w:r>
+      <w:r>
+        <w:t xml:space="preserve"> (Settings → Public Site → Opening Splash): the name line, the wording, the hold, and the away threshold. Set the away threshold to </w:t>
+      </w:r>
+      <w:r>
+        <w:rPr>
+          <w:rFonts w:ascii="Consolas" w:hAnsi="Consolas"/>
+          <w:sz w:val="18"/>
+        </w:rPr>
         <w:t>0</w:t>
       </w:r>
       <w:r>
+        <w:t>.</w:t>
+      </w:r>
+    </w:p>
+    <w:p>
+      <w:r>
+        <w:rPr>
+          <w:b/>
+        </w:rPr>
+        <w:t>Expect.</w:t>
+      </w:r>
+      <w:r>
+        <w:t xml:space="preserve"> </w:t>
+      </w:r>
+      <w:r>
+        <w:rPr>
+          <w:rFonts w:ascii="Consolas" w:hAnsi="Consolas"/>
+          <w:sz w:val="18"/>
+        </w:rPr>
+        <w:t>0</w:t>
+      </w:r>
+      <w:r>
         <w:t xml:space="preserve"> means </w:t>
       </w:r>
       <w:r>
@@ -38076,7 +39499,540 @@
         <w:pStyle w:val="Heading3"/>
       </w:pPr>
       <w:r>
-        <w:t>Step 13.11 - Checkpoint</w:t>
+        <w:t>Step 13.11 - The mission, the vision, the promises and the limits</w:t>
+      </w:r>
+    </w:p>
+    <w:p>
+      <w:r>
+        <w:t xml:space="preserve">These four blocks are what </w:t>
+      </w:r>
+      <w:r>
+        <w:rPr>
+          <w:rFonts w:ascii="Consolas" w:hAnsi="Consolas"/>
+          <w:sz w:val="18"/>
+        </w:rPr>
+        <w:t>/mission</w:t>
+      </w:r>
+      <w:r>
+        <w:t xml:space="preserve"> </w:t>
+      </w:r>
+      <w:r>
+        <w:rPr>
+          <w:b/>
+        </w:rPr>
+        <w:t>is</w:t>
+      </w:r>
+      <w:r>
+        <w:t>, and all of them are an admin's to write. They used to be constants only a developer could change, which made the copy most likely to be argued over the copy nobody in the clinic could touch.</w:t>
+      </w:r>
+    </w:p>
+    <w:p>
+      <w:r>
+        <w:rPr>
+          <w:b/>
+        </w:rPr>
+        <w:t>Do this</w:t>
+      </w:r>
+    </w:p>
+    <w:p>
+      <w:pPr>
+        <w:pStyle w:val="ListNumber"/>
+      </w:pPr>
+      <w:r>
+        <w:t xml:space="preserve">Open </w:t>
+      </w:r>
+      <w:r>
+        <w:rPr>
+          <w:b/>
+        </w:rPr>
+        <w:t>Settings → Public Site → Mission &amp; Vision</w:t>
+      </w:r>
+      <w:r>
+        <w:t>.</w:t>
+      </w:r>
+    </w:p>
+    <w:p>
+      <w:pPr>
+        <w:pStyle w:val="ListNumber"/>
+      </w:pPr>
+      <w:r>
+        <w:t xml:space="preserve">Replace the mission with </w:t>
+      </w:r>
+      <w:r>
+        <w:rPr>
+          <w:rFonts w:ascii="Consolas" w:hAnsi="Consolas"/>
+          <w:sz w:val="18"/>
+        </w:rPr>
+        <w:t>QA mission line for testing, replaced by the admin.</w:t>
+      </w:r>
+      <w:r>
+        <w:t xml:space="preserve"> and save.</w:t>
+      </w:r>
+    </w:p>
+    <w:p>
+      <w:pPr>
+        <w:pStyle w:val="ListNumber"/>
+      </w:pPr>
+      <w:r>
+        <w:t xml:space="preserve">Open </w:t>
+      </w:r>
+      <w:r>
+        <w:rPr>
+          <w:rFonts w:ascii="Consolas" w:hAnsi="Consolas"/>
+          <w:sz w:val="18"/>
+        </w:rPr>
+        <w:t>/</w:t>
+      </w:r>
+      <w:r>
+        <w:t xml:space="preserve"> and </w:t>
+      </w:r>
+      <w:r>
+        <w:rPr>
+          <w:rFonts w:ascii="Consolas" w:hAnsi="Consolas"/>
+          <w:sz w:val="18"/>
+        </w:rPr>
+        <w:t>/mission</w:t>
+      </w:r>
+      <w:r>
+        <w:t xml:space="preserve"> </w:t>
+      </w:r>
+      <w:r>
+        <w:rPr>
+          <w:b/>
+        </w:rPr>
+        <w:t>at once</w:t>
+      </w:r>
+      <w:r>
+        <w:t>, in another tab.</w:t>
+      </w:r>
+    </w:p>
+    <w:p>
+      <w:pPr>
+        <w:pStyle w:val="ListNumber"/>
+      </w:pPr>
+      <w:r>
+        <w:t xml:space="preserve">Now </w:t>
+      </w:r>
+      <w:r>
+        <w:rPr>
+          <w:b/>
+        </w:rPr>
+        <w:t>clear the box</w:t>
+      </w:r>
+      <w:r>
+        <w:t xml:space="preserve"> entirely and save again.</w:t>
+      </w:r>
+    </w:p>
+    <w:p>
+      <w:pPr>
+        <w:pStyle w:val="ListNumber"/>
+      </w:pPr>
+      <w:r>
+        <w:t>Reload both pages.</w:t>
+      </w:r>
+    </w:p>
+    <w:p>
+      <w:r>
+        <w:rPr>
+          <w:b/>
+        </w:rPr>
+        <w:t>Expect</w:t>
+      </w:r>
+    </w:p>
+    <w:p>
+      <w:pPr>
+        <w:pStyle w:val="ListBullet"/>
+      </w:pPr>
+      <w:r>
+        <w:t xml:space="preserve">Step 3: the new sentence is on </w:t>
+      </w:r>
+      <w:r>
+        <w:rPr>
+          <w:b/>
+        </w:rPr>
+        <w:t>both</w:t>
+      </w:r>
+      <w:r>
+        <w:t xml:space="preserve"> pages immediately. Both are cached, and saving is supposed to clear that cache - a reworded mission that stays old for five minutes reads as a save that failed.</w:t>
+      </w:r>
+    </w:p>
+    <w:p>
+      <w:pPr>
+        <w:pStyle w:val="ListBullet"/>
+      </w:pPr>
+      <w:r>
+        <w:t xml:space="preserve">The home page quotes the mission and the vision </w:t>
+      </w:r>
+      <w:r>
+        <w:rPr>
+          <w:b/>
+        </w:rPr>
+        <w:t>in full</w:t>
+      </w:r>
+      <w:r>
+        <w:t xml:space="preserve"> - they are two sentences, and a paraphrase there would be the home page making a weaker version of the same claim.</w:t>
+      </w:r>
+    </w:p>
+    <w:p>
+      <w:pPr>
+        <w:pStyle w:val="ListBullet"/>
+      </w:pPr>
+      <w:r>
+        <w:t xml:space="preserve">Step 5: </w:t>
+      </w:r>
+      <w:r>
+        <w:rPr>
+          <w:b/>
+        </w:rPr>
+        <w:t>the original wording is back.</w:t>
+      </w:r>
+      <w:r>
+        <w:t xml:space="preserve"> Blank is the undo, not an error - it is how an admin restores a sentence they cannot read out of the source.</w:t>
+      </w:r>
+    </w:p>
+    <w:p>
+      <w:pPr>
+        <w:pStyle w:val="ListBullet"/>
+      </w:pPr>
+      <w:r>
+        <w:t xml:space="preserve">The form </w:t>
+      </w:r>
+      <w:r>
+        <w:rPr>
+          <w:b/>
+        </w:rPr>
+        <w:t>warns</w:t>
+      </w:r>
+      <w:r>
+        <w:t xml:space="preserve"> past about fifteen words and saves anyway; a genuinely over-long value is refused by a character limit, which is about the card the line renders in rather than about the writing.</w:t>
+      </w:r>
+    </w:p>
+    <w:p>
+      <w:r>
+        <w:rPr>
+          <w:b/>
+        </w:rPr>
+        <w:t>Now the promises and the limits.</w:t>
+      </w:r>
+      <w:r>
+        <w:t xml:space="preserve"> Both are lists of rows on the same screen.</w:t>
+      </w:r>
+    </w:p>
+    <w:tbl>
+      <w:tblPr>
+        <w:tblStyle w:val="LightGrid-Accent1"/>
+        <w:tblW w:type="auto" w:w="0"/>
+        <w:tblLook w:firstColumn="1" w:firstRow="1" w:lastColumn="0" w:lastRow="0" w:noHBand="0" w:noVBand="1" w:val="04A0"/>
+      </w:tblPr>
+      <w:tblGrid>
+        <w:gridCol w:w="4320"/>
+        <w:gridCol w:w="4320"/>
+      </w:tblGrid>
+      <w:tr>
+        <w:tc>
+          <w:tcPr>
+            <w:tcW w:type="dxa" w:w="4320"/>
+          </w:tcPr>
+          <w:p>
+            <w:r>
+              <w:rPr>
+                <w:b/>
+              </w:rPr>
+            </w:r>
+            <w:r>
+              <w:rPr>
+                <w:b/>
+              </w:rPr>
+              <w:t>Do this</w:t>
+            </w:r>
+          </w:p>
+        </w:tc>
+        <w:tc>
+          <w:tcPr>
+            <w:tcW w:type="dxa" w:w="4320"/>
+          </w:tcPr>
+          <w:p>
+            <w:r>
+              <w:rPr>
+                <w:b/>
+              </w:rPr>
+            </w:r>
+            <w:r>
+              <w:rPr>
+                <w:b/>
+              </w:rPr>
+              <w:t>Expect</w:t>
+            </w:r>
+          </w:p>
+        </w:tc>
+      </w:tr>
+      <w:tr>
+        <w:tc>
+          <w:tcPr>
+            <w:tcW w:type="dxa" w:w="4320"/>
+          </w:tcPr>
+          <w:p>
+            <w:r/>
+            <w:r>
+              <w:t xml:space="preserve">Add a promise: title </w:t>
+            </w:r>
+            <w:r>
+              <w:rPr>
+                <w:rFonts w:ascii="Consolas" w:hAnsi="Consolas"/>
+                <w:sz w:val="18"/>
+              </w:rPr>
+              <w:t>QA promise</w:t>
+            </w:r>
+            <w:r>
+              <w:t>, a short body, pick an icon</w:t>
+            </w:r>
+          </w:p>
+        </w:tc>
+        <w:tc>
+          <w:tcPr>
+            <w:tcW w:type="dxa" w:w="4320"/>
+          </w:tcPr>
+          <w:p>
+            <w:r/>
+            <w:r>
+              <w:t xml:space="preserve">It appears on </w:t>
+            </w:r>
+            <w:r>
+              <w:rPr>
+                <w:rFonts w:ascii="Consolas" w:hAnsi="Consolas"/>
+                <w:sz w:val="18"/>
+              </w:rPr>
+              <w:t>/mission</w:t>
+            </w:r>
+            <w:r>
+              <w:t xml:space="preserve">, and on the home page as a </w:t>
+            </w:r>
+            <w:r>
+              <w:rPr>
+                <w:b/>
+              </w:rPr>
+              <w:t>title only</w:t>
+            </w:r>
+            <w:r>
+              <w:t>, linking through</w:t>
+            </w:r>
+          </w:p>
+        </w:tc>
+      </w:tr>
+      <w:tr>
+        <w:tc>
+          <w:tcPr>
+            <w:tcW w:type="dxa" w:w="4320"/>
+          </w:tcPr>
+          <w:p>
+            <w:r/>
+            <w:r>
+              <w:t xml:space="preserve">Reorder them with the arrows, then </w:t>
+            </w:r>
+            <w:r>
+              <w:rPr>
+                <w:b/>
+              </w:rPr>
+              <w:t>Save order</w:t>
+            </w:r>
+          </w:p>
+        </w:tc>
+        <w:tc>
+          <w:tcPr>
+            <w:tcW w:type="dxa" w:w="4320"/>
+          </w:tcPr>
+          <w:p>
+            <w:r/>
+            <w:r>
+              <w:t xml:space="preserve">Nothing changes until you save; then the new order is live on both pages and </w:t>
+            </w:r>
+            <w:r>
+              <w:rPr>
+                <w:b/>
+              </w:rPr>
+              <w:t>survives a reload</w:t>
+            </w:r>
+          </w:p>
+        </w:tc>
+      </w:tr>
+      <w:tr>
+        <w:tc>
+          <w:tcPr>
+            <w:tcW w:type="dxa" w:w="4320"/>
+          </w:tcPr>
+          <w:p>
+            <w:r/>
+            <w:r>
+              <w:t xml:space="preserve">Switch every promise </w:t>
+            </w:r>
+            <w:r>
+              <w:rPr>
+                <w:b/>
+              </w:rPr>
+              <w:t>off</w:t>
+            </w:r>
+          </w:p>
+        </w:tc>
+        <w:tc>
+          <w:tcPr>
+            <w:tcW w:type="dxa" w:w="4320"/>
+          </w:tcPr>
+          <w:p>
+            <w:r/>
+            <w:r>
+              <w:t xml:space="preserve">The whole band disappears from </w:t>
+            </w:r>
+            <w:r>
+              <w:rPr>
+                <w:rFonts w:ascii="Consolas" w:hAnsi="Consolas"/>
+                <w:sz w:val="18"/>
+              </w:rPr>
+              <w:t>/mission</w:t>
+            </w:r>
+            <w:r>
+              <w:t xml:space="preserve"> - </w:t>
+            </w:r>
+            <w:r>
+              <w:rPr>
+                <w:b/>
+              </w:rPr>
+              <w:t>and so does its entry in the section rail</w:t>
+            </w:r>
+            <w:r>
+              <w:t>. A rail entry pointing at a band that does not render sends the scroll arrow nowhere.</w:t>
+            </w:r>
+          </w:p>
+        </w:tc>
+      </w:tr>
+      <w:tr>
+        <w:tc>
+          <w:tcPr>
+            <w:tcW w:type="dxa" w:w="4320"/>
+          </w:tcPr>
+          <w:p>
+            <w:r/>
+            <w:r>
+              <w:rPr>
+                <w:b/>
+              </w:rPr>
+              <w:t>Delete</w:t>
+            </w:r>
+            <w:r>
+              <w:t xml:space="preserve"> every promise</w:t>
+            </w:r>
+          </w:p>
+        </w:tc>
+        <w:tc>
+          <w:tcPr>
+            <w:tcW w:type="dxa" w:w="4320"/>
+          </w:tcPr>
+          <w:p>
+            <w:r/>
+            <w:r>
+              <w:t xml:space="preserve">The </w:t>
+            </w:r>
+            <w:r>
+              <w:rPr>
+                <w:b/>
+              </w:rPr>
+              <w:t>shipped wording comes back</w:t>
+            </w:r>
+            <w:r>
+              <w:t>. That is correct, and the screen says so - otherwise a delete whose visible effect is the original text reappearing reads as a failed delete.</w:t>
+            </w:r>
+          </w:p>
+        </w:tc>
+      </w:tr>
+      <w:tr>
+        <w:tc>
+          <w:tcPr>
+            <w:tcW w:type="dxa" w:w="4320"/>
+          </w:tcPr>
+          <w:p>
+            <w:r/>
+            <w:r>
+              <w:t xml:space="preserve">Switch the </w:t>
+            </w:r>
+            <w:r>
+              <w:rPr>
+                <w:b/>
+              </w:rPr>
+              <w:t>limits</w:t>
+            </w:r>
+            <w:r>
+              <w:t xml:space="preserve"> off while the promises stay on</w:t>
+            </w:r>
+          </w:p>
+        </w:tc>
+        <w:tc>
+          <w:tcPr>
+            <w:tcW w:type="dxa" w:w="4320"/>
+          </w:tcPr>
+          <w:p>
+            <w:r/>
+            <w:r>
+              <w:t>Only the limits band goes. Writing one must never empty the other.</w:t>
+            </w:r>
+          </w:p>
+        </w:tc>
+      </w:tr>
+      <w:tr>
+        <w:tc>
+          <w:tcPr>
+            <w:tcW w:type="dxa" w:w="4320"/>
+          </w:tcPr>
+          <w:p>
+            <w:r/>
+            <w:r>
+              <w:t>Pick an icon</w:t>
+            </w:r>
+          </w:p>
+        </w:tc>
+        <w:tc>
+          <w:tcPr>
+            <w:tcW w:type="dxa" w:w="4320"/>
+          </w:tcPr>
+          <w:p>
+            <w:r/>
+            <w:r>
+              <w:t xml:space="preserve">It is a </w:t>
+            </w:r>
+            <w:r>
+              <w:rPr>
+                <w:b/>
+              </w:rPr>
+              <w:t>picker</w:t>
+            </w:r>
+            <w:r>
+              <w:t>, not a text box. Free text there is a way to put an empty square on the mission page, and a blank box does not say whether the icon or the row failed.</w:t>
+            </w:r>
+          </w:p>
+        </w:tc>
+      </w:tr>
+    </w:tbl>
+    <w:p/>
+    <w:p>
+      <w:r>
+        <w:rPr>
+          <w:b/>
+        </w:rPr>
+        <w:t>And one wording check.</w:t>
+      </w:r>
+      <w:r>
+        <w:t xml:space="preserve"> No heading on that page counts the cards - nothing reads "Four things, every patient" over three of them. That is a number somebody forgets to change, and it tells the reader something untrue.</w:t>
+      </w:r>
+    </w:p>
+    <w:p>
+      <w:r>
+        <w:t>____________________________________________________________</w:t>
+      </w:r>
+    </w:p>
+    <w:p>
+      <w:pPr>
+        <w:pStyle w:val="Heading3"/>
+      </w:pPr>
+      <w:r>
+        <w:t>Step 13.12 - Checkpoint</w:t>
       </w:r>
     </w:p>
     <w:tbl>
